--- a/Section-17.docx
+++ b/Section-17.docx
@@ -5,62 +5,64 @@
     <w:p>
       <w:pPr>
         <w:pStyle w:val="Heading1"/>
-      </w:pPr>
-      <w:r>
-        <w:t>Intro to scikit-learn (sklearn)</w:t>
-      </w:r>
-    </w:p>
-    <w:p>
-      <w:pPr>
-        <w:rPr>
-          <w:caps/>
-          <w:color w:val="000000" w:themeColor="text1"/>
-          <w:spacing w:val="15"/>
-          <w:sz w:val="22"/>
-          <w:szCs w:val="22"/>
-        </w:rPr>
-      </w:pPr>
-      <w:r>
-        <w:rPr>
+        <w:rPr>
+          <w:rFonts w:ascii="Cambria" w:hAnsi="Cambria"/>
+          <w:sz w:val="20"/>
+          <w:szCs w:val="20"/>
+        </w:rPr>
+      </w:pPr>
+      <w:r>
+        <w:rPr>
+          <w:rFonts w:ascii="Cambria" w:hAnsi="Cambria"/>
+          <w:caps w:val="0"/>
+          <w:sz w:val="20"/>
+          <w:szCs w:val="20"/>
+        </w:rPr>
+        <w:t>INTRO TO SCIKIT-LEARN (SKLEARN)</w:t>
+      </w:r>
+    </w:p>
+    <w:p>
+      <w:pPr>
+        <w:rPr>
+          <w:rFonts w:ascii="Cambria" w:hAnsi="Cambria"/>
+          <w:caps/>
+          <w:color w:val="000000" w:themeColor="text1"/>
+          <w:spacing w:val="15"/>
+        </w:rPr>
+      </w:pPr>
+      <w:r>
+        <w:rPr>
+          <w:rFonts w:ascii="Cambria" w:hAnsi="Cambria"/>
           <w:b/>
           <w:bCs/>
-          <w:caps/>
-          <w:color w:val="000000" w:themeColor="text1"/>
-          <w:spacing w:val="15"/>
-          <w:sz w:val="22"/>
-          <w:szCs w:val="22"/>
-        </w:rPr>
-        <w:t>scikit-learn</w:t>
-      </w:r>
-      <w:r>
-        <w:rPr>
-          <w:caps/>
-          <w:color w:val="000000" w:themeColor="text1"/>
-          <w:spacing w:val="15"/>
-          <w:sz w:val="22"/>
-          <w:szCs w:val="22"/>
-        </w:rPr>
-        <w:t xml:space="preserve"> is a Python library used to build </w:t>
-      </w:r>
-      <w:r>
-        <w:rPr>
+          <w:color w:val="000000" w:themeColor="text1"/>
+          <w:spacing w:val="15"/>
+        </w:rPr>
+        <w:t>SCIKIT-LEARN</w:t>
+      </w:r>
+      <w:r>
+        <w:rPr>
+          <w:rFonts w:ascii="Cambria" w:hAnsi="Cambria"/>
+          <w:color w:val="000000" w:themeColor="text1"/>
+          <w:spacing w:val="15"/>
+        </w:rPr>
+        <w:t xml:space="preserve"> IS A PYTHON LIBRARY USED TO BUILD </w:t>
+      </w:r>
+      <w:r>
+        <w:rPr>
+          <w:rFonts w:ascii="Cambria" w:hAnsi="Cambria"/>
           <w:b/>
           <w:bCs/>
-          <w:caps/>
-          <w:color w:val="000000" w:themeColor="text1"/>
-          <w:spacing w:val="15"/>
-          <w:sz w:val="22"/>
-          <w:szCs w:val="22"/>
-        </w:rPr>
-        <w:t>machine learning models</w:t>
-      </w:r>
-      <w:r>
-        <w:rPr>
-          <w:caps/>
-          <w:color w:val="000000" w:themeColor="text1"/>
-          <w:spacing w:val="15"/>
-          <w:sz w:val="22"/>
-          <w:szCs w:val="22"/>
+          <w:color w:val="000000" w:themeColor="text1"/>
+          <w:spacing w:val="15"/>
+        </w:rPr>
+        <w:t>MACHINE LEARNING MODELS</w:t>
+      </w:r>
+      <w:r>
+        <w:rPr>
+          <w:rFonts w:ascii="Cambria" w:hAnsi="Cambria"/>
+          <w:color w:val="000000" w:themeColor="text1"/>
+          <w:spacing w:val="15"/>
         </w:rPr>
         <w:t>.</w:t>
       </w:r>
@@ -68,22 +70,19 @@
     <w:p>
       <w:pPr>
         <w:rPr>
-          <w:caps/>
-          <w:color w:val="000000" w:themeColor="text1"/>
-          <w:spacing w:val="15"/>
-          <w:sz w:val="22"/>
-          <w:szCs w:val="22"/>
-        </w:rPr>
-      </w:pPr>
-      <w:r>
-        <w:rPr>
-          <w:caps/>
-          <w:color w:val="000000" w:themeColor="text1"/>
-          <w:spacing w:val="15"/>
-          <w:sz w:val="22"/>
-          <w:szCs w:val="22"/>
-        </w:rPr>
-        <w:t>It provides:</w:t>
+          <w:rFonts w:ascii="Cambria" w:hAnsi="Cambria"/>
+          <w:caps/>
+          <w:color w:val="000000" w:themeColor="text1"/>
+          <w:spacing w:val="15"/>
+        </w:rPr>
+      </w:pPr>
+      <w:r>
+        <w:rPr>
+          <w:rFonts w:ascii="Cambria" w:hAnsi="Cambria"/>
+          <w:color w:val="000000" w:themeColor="text1"/>
+          <w:spacing w:val="15"/>
+        </w:rPr>
+        <w:t>IT PROVIDES:</w:t>
       </w:r>
     </w:p>
     <w:p>
@@ -93,22 +92,19 @@
           <w:numId w:val="1"/>
         </w:numPr>
         <w:rPr>
-          <w:caps/>
-          <w:color w:val="000000" w:themeColor="text1"/>
-          <w:spacing w:val="15"/>
-          <w:sz w:val="22"/>
-          <w:szCs w:val="22"/>
-        </w:rPr>
-      </w:pPr>
-      <w:r>
-        <w:rPr>
-          <w:caps/>
-          <w:color w:val="000000" w:themeColor="text1"/>
-          <w:spacing w:val="15"/>
-          <w:sz w:val="22"/>
-          <w:szCs w:val="22"/>
-        </w:rPr>
-        <w:t>Ready-made ML algorithms</w:t>
+          <w:rFonts w:ascii="Cambria" w:hAnsi="Cambria"/>
+          <w:caps/>
+          <w:color w:val="000000" w:themeColor="text1"/>
+          <w:spacing w:val="15"/>
+        </w:rPr>
+      </w:pPr>
+      <w:r>
+        <w:rPr>
+          <w:rFonts w:ascii="Cambria" w:hAnsi="Cambria"/>
+          <w:color w:val="000000" w:themeColor="text1"/>
+          <w:spacing w:val="15"/>
+        </w:rPr>
+        <w:t>READY-MADE ML ALGORITHMS</w:t>
       </w:r>
     </w:p>
     <w:p>
@@ -118,22 +114,19 @@
           <w:numId w:val="1"/>
         </w:numPr>
         <w:rPr>
-          <w:caps/>
-          <w:color w:val="000000" w:themeColor="text1"/>
-          <w:spacing w:val="15"/>
-          <w:sz w:val="22"/>
-          <w:szCs w:val="22"/>
-        </w:rPr>
-      </w:pPr>
-      <w:r>
-        <w:rPr>
-          <w:caps/>
-          <w:color w:val="000000" w:themeColor="text1"/>
-          <w:spacing w:val="15"/>
-          <w:sz w:val="22"/>
-          <w:szCs w:val="22"/>
-        </w:rPr>
-        <w:t>Tools to prepare data</w:t>
+          <w:rFonts w:ascii="Cambria" w:hAnsi="Cambria"/>
+          <w:caps/>
+          <w:color w:val="000000" w:themeColor="text1"/>
+          <w:spacing w:val="15"/>
+        </w:rPr>
+      </w:pPr>
+      <w:r>
+        <w:rPr>
+          <w:rFonts w:ascii="Cambria" w:hAnsi="Cambria"/>
+          <w:color w:val="000000" w:themeColor="text1"/>
+          <w:spacing w:val="15"/>
+        </w:rPr>
+        <w:t>TOOLS TO PREPARE DATA</w:t>
       </w:r>
     </w:p>
     <w:p>
@@ -143,43 +136,37 @@
           <w:numId w:val="1"/>
         </w:numPr>
         <w:rPr>
-          <w:caps/>
-          <w:color w:val="000000" w:themeColor="text1"/>
-          <w:spacing w:val="15"/>
-          <w:sz w:val="22"/>
-          <w:szCs w:val="22"/>
-        </w:rPr>
-      </w:pPr>
-      <w:r>
-        <w:rPr>
-          <w:caps/>
-          <w:color w:val="000000" w:themeColor="text1"/>
-          <w:spacing w:val="15"/>
-          <w:sz w:val="22"/>
-          <w:szCs w:val="22"/>
-        </w:rPr>
-        <w:t>Easy functions to train and test models</w:t>
-      </w:r>
-    </w:p>
-    <w:p>
-      <w:pPr>
-        <w:rPr>
-          <w:caps/>
-          <w:color w:val="000000" w:themeColor="text1"/>
-          <w:spacing w:val="15"/>
-          <w:sz w:val="22"/>
-          <w:szCs w:val="22"/>
-        </w:rPr>
-      </w:pPr>
-      <w:r>
-        <w:rPr>
-          <w:caps/>
-          <w:color w:val="000000" w:themeColor="text1"/>
-          <w:spacing w:val="15"/>
-          <w:sz w:val="22"/>
-          <w:szCs w:val="22"/>
-        </w:rPr>
-        <w:t>In your notebook, sklearn is used because:</w:t>
+          <w:rFonts w:ascii="Cambria" w:hAnsi="Cambria"/>
+          <w:caps/>
+          <w:color w:val="000000" w:themeColor="text1"/>
+          <w:spacing w:val="15"/>
+        </w:rPr>
+      </w:pPr>
+      <w:r>
+        <w:rPr>
+          <w:rFonts w:ascii="Cambria" w:hAnsi="Cambria"/>
+          <w:color w:val="000000" w:themeColor="text1"/>
+          <w:spacing w:val="15"/>
+        </w:rPr>
+        <w:t>EASY FUNCTIONS TO TRAIN AND TEST MODELS</w:t>
+      </w:r>
+    </w:p>
+    <w:p>
+      <w:pPr>
+        <w:rPr>
+          <w:rFonts w:ascii="Cambria" w:hAnsi="Cambria"/>
+          <w:caps/>
+          <w:color w:val="000000" w:themeColor="text1"/>
+          <w:spacing w:val="15"/>
+        </w:rPr>
+      </w:pPr>
+      <w:r>
+        <w:rPr>
+          <w:rFonts w:ascii="Cambria" w:hAnsi="Cambria"/>
+          <w:color w:val="000000" w:themeColor="text1"/>
+          <w:spacing w:val="15"/>
+        </w:rPr>
+        <w:t>IN YOUR NOTEBOOK, SKLEARN IS USED BECAUSE:</w:t>
       </w:r>
     </w:p>
     <w:p>
@@ -189,22 +176,19 @@
           <w:numId w:val="2"/>
         </w:numPr>
         <w:rPr>
-          <w:caps/>
-          <w:color w:val="000000" w:themeColor="text1"/>
-          <w:spacing w:val="15"/>
-          <w:sz w:val="22"/>
-          <w:szCs w:val="22"/>
-        </w:rPr>
-      </w:pPr>
-      <w:r>
-        <w:rPr>
-          <w:caps/>
-          <w:color w:val="000000" w:themeColor="text1"/>
-          <w:spacing w:val="15"/>
-          <w:sz w:val="22"/>
-          <w:szCs w:val="22"/>
-        </w:rPr>
-        <w:t>It is simple</w:t>
+          <w:rFonts w:ascii="Cambria" w:hAnsi="Cambria"/>
+          <w:caps/>
+          <w:color w:val="000000" w:themeColor="text1"/>
+          <w:spacing w:val="15"/>
+        </w:rPr>
+      </w:pPr>
+      <w:r>
+        <w:rPr>
+          <w:rFonts w:ascii="Cambria" w:hAnsi="Cambria"/>
+          <w:color w:val="000000" w:themeColor="text1"/>
+          <w:spacing w:val="15"/>
+        </w:rPr>
+        <w:t>IT IS SIMPLE</w:t>
       </w:r>
     </w:p>
     <w:p>
@@ -214,22 +198,19 @@
           <w:numId w:val="2"/>
         </w:numPr>
         <w:rPr>
-          <w:caps/>
-          <w:color w:val="000000" w:themeColor="text1"/>
-          <w:spacing w:val="15"/>
-          <w:sz w:val="22"/>
-          <w:szCs w:val="22"/>
-        </w:rPr>
-      </w:pPr>
-      <w:r>
-        <w:rPr>
-          <w:caps/>
-          <w:color w:val="000000" w:themeColor="text1"/>
-          <w:spacing w:val="15"/>
-          <w:sz w:val="22"/>
-          <w:szCs w:val="22"/>
-        </w:rPr>
-        <w:t>It is fast</w:t>
+          <w:rFonts w:ascii="Cambria" w:hAnsi="Cambria"/>
+          <w:caps/>
+          <w:color w:val="000000" w:themeColor="text1"/>
+          <w:spacing w:val="15"/>
+        </w:rPr>
+      </w:pPr>
+      <w:r>
+        <w:rPr>
+          <w:rFonts w:ascii="Cambria" w:hAnsi="Cambria"/>
+          <w:color w:val="000000" w:themeColor="text1"/>
+          <w:spacing w:val="15"/>
+        </w:rPr>
+        <w:t>IT IS FAST</w:t>
       </w:r>
     </w:p>
     <w:p>
@@ -239,155 +220,144 @@
           <w:numId w:val="2"/>
         </w:numPr>
         <w:rPr>
-          <w:caps/>
-          <w:color w:val="000000" w:themeColor="text1"/>
-          <w:spacing w:val="15"/>
-          <w:sz w:val="22"/>
-          <w:szCs w:val="22"/>
-        </w:rPr>
-      </w:pPr>
-      <w:r>
-        <w:rPr>
-          <w:caps/>
-          <w:color w:val="000000" w:themeColor="text1"/>
-          <w:spacing w:val="15"/>
-          <w:sz w:val="22"/>
-          <w:szCs w:val="22"/>
-        </w:rPr>
-        <w:t>It is widely used in real projects</w:t>
-      </w:r>
-    </w:p>
-    <w:p>
-      <w:pPr>
-        <w:rPr>
-          <w:caps/>
-          <w:color w:val="000000" w:themeColor="text1"/>
-          <w:spacing w:val="15"/>
-          <w:sz w:val="22"/>
-          <w:szCs w:val="22"/>
-        </w:rPr>
-      </w:pPr>
-      <w:r>
-        <w:rPr>
-          <w:caps/>
-          <w:color w:val="000000" w:themeColor="text1"/>
-          <w:spacing w:val="15"/>
-          <w:sz w:val="22"/>
-          <w:szCs w:val="22"/>
-        </w:rPr>
-        <w:t>Example imports usually look like:</w:t>
-      </w:r>
-    </w:p>
-    <w:p>
-      <w:pPr>
-        <w:rPr>
-          <w:caps/>
-          <w:color w:val="000000" w:themeColor="text1"/>
-          <w:spacing w:val="15"/>
-          <w:sz w:val="22"/>
-          <w:szCs w:val="22"/>
-        </w:rPr>
-      </w:pPr>
-      <w:r>
-        <w:rPr>
-          <w:caps/>
-          <w:color w:val="000000" w:themeColor="text1"/>
-          <w:spacing w:val="15"/>
-          <w:sz w:val="22"/>
-          <w:szCs w:val="22"/>
-        </w:rPr>
-        <w:t>from sklearn.model_selection import train_test_split</w:t>
-      </w:r>
-    </w:p>
-    <w:p>
-      <w:pPr>
-        <w:rPr>
-          <w:caps/>
-          <w:color w:val="000000" w:themeColor="text1"/>
-          <w:spacing w:val="15"/>
-          <w:sz w:val="22"/>
-          <w:szCs w:val="22"/>
-        </w:rPr>
-      </w:pPr>
-      <w:r>
-        <w:rPr>
-          <w:caps/>
-          <w:color w:val="000000" w:themeColor="text1"/>
-          <w:spacing w:val="15"/>
-          <w:sz w:val="22"/>
-          <w:szCs w:val="22"/>
-        </w:rPr>
-        <w:t>from sklearn.ensemble import RandomForestClassifier</w:t>
-      </w:r>
-    </w:p>
-    <w:p>
-      <w:pPr>
-        <w:rPr>
-          <w:caps/>
-          <w:color w:val="000000" w:themeColor="text1"/>
-          <w:spacing w:val="15"/>
-          <w:sz w:val="22"/>
-          <w:szCs w:val="22"/>
-        </w:rPr>
-      </w:pPr>
-      <w:r>
-        <w:rPr>
-          <w:caps/>
-          <w:color w:val="000000" w:themeColor="text1"/>
-          <w:spacing w:val="15"/>
-          <w:sz w:val="22"/>
-          <w:szCs w:val="22"/>
-        </w:rPr>
-        <w:t>from sklearn.metrics import accuracy_score</w:t>
+          <w:rFonts w:ascii="Cambria" w:hAnsi="Cambria"/>
+          <w:caps/>
+          <w:color w:val="000000" w:themeColor="text1"/>
+          <w:spacing w:val="15"/>
+        </w:rPr>
+      </w:pPr>
+      <w:r>
+        <w:rPr>
+          <w:rFonts w:ascii="Cambria" w:hAnsi="Cambria"/>
+          <w:color w:val="000000" w:themeColor="text1"/>
+          <w:spacing w:val="15"/>
+        </w:rPr>
+        <w:t>IT IS WIDELY USED IN REAL PROJECTS</w:t>
+      </w:r>
+    </w:p>
+    <w:p>
+      <w:pPr>
+        <w:rPr>
+          <w:rFonts w:ascii="Cambria" w:hAnsi="Cambria"/>
+          <w:caps/>
+          <w:color w:val="000000" w:themeColor="text1"/>
+          <w:spacing w:val="15"/>
+        </w:rPr>
+      </w:pPr>
+      <w:r>
+        <w:rPr>
+          <w:rFonts w:ascii="Cambria" w:hAnsi="Cambria"/>
+          <w:color w:val="000000" w:themeColor="text1"/>
+          <w:spacing w:val="15"/>
+        </w:rPr>
+        <w:t>EXAMPLE IMPORTS USUALLY LOOK LIKE:</w:t>
+      </w:r>
+    </w:p>
+    <w:p>
+      <w:pPr>
+        <w:rPr>
+          <w:rFonts w:ascii="Cambria" w:hAnsi="Cambria"/>
+          <w:caps/>
+          <w:color w:val="000000" w:themeColor="text1"/>
+          <w:spacing w:val="15"/>
+        </w:rPr>
+      </w:pPr>
+      <w:r>
+        <w:rPr>
+          <w:rFonts w:ascii="Cambria" w:hAnsi="Cambria"/>
+          <w:color w:val="000000" w:themeColor="text1"/>
+          <w:spacing w:val="15"/>
+        </w:rPr>
+        <w:t>FROM SKLEARN.MODEL_SELECTION IMPORT TRAIN_TEST_SPLIT</w:t>
+      </w:r>
+    </w:p>
+    <w:p>
+      <w:pPr>
+        <w:rPr>
+          <w:rFonts w:ascii="Cambria" w:hAnsi="Cambria"/>
+          <w:caps/>
+          <w:color w:val="000000" w:themeColor="text1"/>
+          <w:spacing w:val="15"/>
+        </w:rPr>
+      </w:pPr>
+      <w:r>
+        <w:rPr>
+          <w:rFonts w:ascii="Cambria" w:hAnsi="Cambria"/>
+          <w:color w:val="000000" w:themeColor="text1"/>
+          <w:spacing w:val="15"/>
+        </w:rPr>
+        <w:t>FROM SKLEARN.ENSEMBLE IMPORT RANDOMFORESTCLASSIFIER</w:t>
+      </w:r>
+    </w:p>
+    <w:p>
+      <w:pPr>
+        <w:rPr>
+          <w:rFonts w:ascii="Cambria" w:hAnsi="Cambria"/>
+          <w:caps/>
+          <w:color w:val="000000" w:themeColor="text1"/>
+          <w:spacing w:val="15"/>
+        </w:rPr>
+      </w:pPr>
+      <w:r>
+        <w:rPr>
+          <w:rFonts w:ascii="Cambria" w:hAnsi="Cambria"/>
+          <w:color w:val="000000" w:themeColor="text1"/>
+          <w:spacing w:val="15"/>
+        </w:rPr>
+        <w:t>FROM SKLEARN.METRICS IMPORT ACCURACY_SCORE</w:t>
       </w:r>
     </w:p>
     <w:p>
       <w:pPr>
         <w:pStyle w:val="Heading1"/>
-      </w:pPr>
-      <w:r>
-        <w:t>Getting Data Ready &amp; Splitting Data</w:t>
-      </w:r>
-    </w:p>
-    <w:p>
-      <w:pPr>
-        <w:rPr>
-          <w:caps/>
-          <w:color w:val="000000" w:themeColor="text1"/>
-          <w:spacing w:val="15"/>
-          <w:sz w:val="22"/>
-          <w:szCs w:val="22"/>
-        </w:rPr>
-      </w:pPr>
-      <w:r>
-        <w:rPr>
-          <w:caps/>
-          <w:color w:val="000000" w:themeColor="text1"/>
-          <w:spacing w:val="15"/>
-          <w:sz w:val="22"/>
-          <w:szCs w:val="22"/>
-        </w:rPr>
-        <w:t xml:space="preserve">Before training a model, data must be </w:t>
-      </w:r>
-      <w:r>
-        <w:rPr>
+        <w:rPr>
+          <w:rFonts w:ascii="Cambria" w:hAnsi="Cambria"/>
+          <w:sz w:val="20"/>
+          <w:szCs w:val="20"/>
+        </w:rPr>
+      </w:pPr>
+      <w:r>
+        <w:rPr>
+          <w:rFonts w:ascii="Cambria" w:hAnsi="Cambria"/>
+          <w:caps w:val="0"/>
+          <w:sz w:val="20"/>
+          <w:szCs w:val="20"/>
+        </w:rPr>
+        <w:t>GETTING DATA READY &amp; SPLITTING DATA</w:t>
+      </w:r>
+    </w:p>
+    <w:p>
+      <w:pPr>
+        <w:rPr>
+          <w:rFonts w:ascii="Cambria" w:hAnsi="Cambria"/>
+          <w:caps/>
+          <w:color w:val="000000" w:themeColor="text1"/>
+          <w:spacing w:val="15"/>
+        </w:rPr>
+      </w:pPr>
+      <w:r>
+        <w:rPr>
+          <w:rFonts w:ascii="Cambria" w:hAnsi="Cambria"/>
+          <w:color w:val="000000" w:themeColor="text1"/>
+          <w:spacing w:val="15"/>
+        </w:rPr>
+        <w:t xml:space="preserve">BEFORE TRAINING A MODEL, DATA MUST BE </w:t>
+      </w:r>
+      <w:r>
+        <w:rPr>
+          <w:rFonts w:ascii="Cambria" w:hAnsi="Cambria"/>
           <w:b/>
           <w:bCs/>
-          <w:caps/>
-          <w:color w:val="000000" w:themeColor="text1"/>
-          <w:spacing w:val="15"/>
-          <w:sz w:val="22"/>
-          <w:szCs w:val="22"/>
-        </w:rPr>
-        <w:t>prepared</w:t>
-      </w:r>
-      <w:r>
-        <w:rPr>
-          <w:caps/>
-          <w:color w:val="000000" w:themeColor="text1"/>
-          <w:spacing w:val="15"/>
-          <w:sz w:val="22"/>
-          <w:szCs w:val="22"/>
+          <w:color w:val="000000" w:themeColor="text1"/>
+          <w:spacing w:val="15"/>
+        </w:rPr>
+        <w:t>PREPARED</w:t>
+      </w:r>
+      <w:r>
+        <w:rPr>
+          <w:rFonts w:ascii="Cambria" w:hAnsi="Cambria"/>
+          <w:color w:val="000000" w:themeColor="text1"/>
+          <w:spacing w:val="15"/>
         </w:rPr>
         <w:t>.</w:t>
       </w:r>
@@ -397,9 +367,16 @@
         <w:pStyle w:val="Heading2"/>
         <w:bidi/>
         <w:jc w:val="right"/>
-      </w:pPr>
-      <w:r>
-        <w:t>Getting data ready mean</w:t>
+        <w:rPr>
+          <w:rFonts w:ascii="Cambria" w:hAnsi="Cambria"/>
+        </w:rPr>
+      </w:pPr>
+      <w:r>
+        <w:rPr>
+          <w:rFonts w:ascii="Cambria" w:hAnsi="Cambria"/>
+          <w:caps w:val="0"/>
+        </w:rPr>
+        <w:t>GETTING DATA READY MEAN</w:t>
       </w:r>
     </w:p>
     <w:p>
@@ -409,56 +386,47 @@
           <w:numId w:val="3"/>
         </w:numPr>
         <w:rPr>
-          <w:caps/>
-          <w:color w:val="000000" w:themeColor="text1"/>
-          <w:spacing w:val="15"/>
-          <w:sz w:val="22"/>
-          <w:szCs w:val="22"/>
-        </w:rPr>
-      </w:pPr>
-      <w:r>
-        <w:rPr>
-          <w:caps/>
-          <w:color w:val="000000" w:themeColor="text1"/>
-          <w:spacing w:val="15"/>
-          <w:sz w:val="22"/>
-          <w:szCs w:val="22"/>
-        </w:rPr>
-        <w:t xml:space="preserve">Separating </w:t>
-      </w:r>
-      <w:r>
-        <w:rPr>
+          <w:rFonts w:ascii="Cambria" w:hAnsi="Cambria"/>
+          <w:caps/>
+          <w:color w:val="000000" w:themeColor="text1"/>
+          <w:spacing w:val="15"/>
+        </w:rPr>
+      </w:pPr>
+      <w:r>
+        <w:rPr>
+          <w:rFonts w:ascii="Cambria" w:hAnsi="Cambria"/>
+          <w:color w:val="000000" w:themeColor="text1"/>
+          <w:spacing w:val="15"/>
+        </w:rPr>
+        <w:t xml:space="preserve">SEPARATING </w:t>
+      </w:r>
+      <w:r>
+        <w:rPr>
+          <w:rFonts w:ascii="Cambria" w:hAnsi="Cambria"/>
           <w:b/>
           <w:bCs/>
-          <w:caps/>
-          <w:color w:val="000000" w:themeColor="text1"/>
-          <w:spacing w:val="15"/>
-          <w:sz w:val="22"/>
-          <w:szCs w:val="22"/>
-        </w:rPr>
-        <w:t>features (X)</w:t>
-      </w:r>
-      <w:r>
-        <w:rPr>
-          <w:caps/>
-          <w:color w:val="000000" w:themeColor="text1"/>
-          <w:spacing w:val="15"/>
-          <w:sz w:val="22"/>
-          <w:szCs w:val="22"/>
-        </w:rPr>
-        <w:t xml:space="preserve"> and </w:t>
-      </w:r>
-      <w:r>
-        <w:rPr>
+          <w:color w:val="000000" w:themeColor="text1"/>
+          <w:spacing w:val="15"/>
+        </w:rPr>
+        <w:t>FEATURES (X)</w:t>
+      </w:r>
+      <w:r>
+        <w:rPr>
+          <w:rFonts w:ascii="Cambria" w:hAnsi="Cambria"/>
+          <w:color w:val="000000" w:themeColor="text1"/>
+          <w:spacing w:val="15"/>
+        </w:rPr>
+        <w:t xml:space="preserve"> AND </w:t>
+      </w:r>
+      <w:r>
+        <w:rPr>
+          <w:rFonts w:ascii="Cambria" w:hAnsi="Cambria"/>
           <w:b/>
           <w:bCs/>
-          <w:caps/>
-          <w:color w:val="000000" w:themeColor="text1"/>
-          <w:spacing w:val="15"/>
-          <w:sz w:val="22"/>
-          <w:szCs w:val="22"/>
-        </w:rPr>
-        <w:t>target (y)</w:t>
+          <w:color w:val="000000" w:themeColor="text1"/>
+          <w:spacing w:val="15"/>
+        </w:rPr>
+        <w:t>TARGET (Y)</w:t>
       </w:r>
     </w:p>
     <w:p>
@@ -468,22 +436,19 @@
           <w:numId w:val="3"/>
         </w:numPr>
         <w:rPr>
-          <w:caps/>
-          <w:color w:val="000000" w:themeColor="text1"/>
-          <w:spacing w:val="15"/>
-          <w:sz w:val="22"/>
-          <w:szCs w:val="22"/>
-        </w:rPr>
-      </w:pPr>
-      <w:r>
-        <w:rPr>
-          <w:caps/>
-          <w:color w:val="000000" w:themeColor="text1"/>
-          <w:spacing w:val="15"/>
-          <w:sz w:val="22"/>
-          <w:szCs w:val="22"/>
-        </w:rPr>
-        <w:t>Making sure data is in numeric form</w:t>
+          <w:rFonts w:ascii="Cambria" w:hAnsi="Cambria"/>
+          <w:caps/>
+          <w:color w:val="000000" w:themeColor="text1"/>
+          <w:spacing w:val="15"/>
+        </w:rPr>
+      </w:pPr>
+      <w:r>
+        <w:rPr>
+          <w:rFonts w:ascii="Cambria" w:hAnsi="Cambria"/>
+          <w:color w:val="000000" w:themeColor="text1"/>
+          <w:spacing w:val="15"/>
+        </w:rPr>
+        <w:t>MAKING SURE DATA IS IN NUMERIC FORM</w:t>
       </w:r>
     </w:p>
     <w:p>
@@ -493,101 +458,103 @@
           <w:numId w:val="3"/>
         </w:numPr>
         <w:rPr>
-          <w:caps/>
-          <w:color w:val="000000" w:themeColor="text1"/>
-          <w:spacing w:val="15"/>
-          <w:sz w:val="22"/>
-          <w:szCs w:val="22"/>
-        </w:rPr>
-      </w:pPr>
-      <w:r>
-        <w:rPr>
-          <w:caps/>
-          <w:color w:val="000000" w:themeColor="text1"/>
-          <w:spacing w:val="15"/>
-          <w:sz w:val="22"/>
-          <w:szCs w:val="22"/>
-        </w:rPr>
-        <w:t>Checking missing values (if any)</w:t>
+          <w:rFonts w:ascii="Cambria" w:hAnsi="Cambria"/>
+          <w:caps/>
+          <w:color w:val="000000" w:themeColor="text1"/>
+          <w:spacing w:val="15"/>
+        </w:rPr>
+      </w:pPr>
+      <w:r>
+        <w:rPr>
+          <w:rFonts w:ascii="Cambria" w:hAnsi="Cambria"/>
+          <w:color w:val="000000" w:themeColor="text1"/>
+          <w:spacing w:val="15"/>
+        </w:rPr>
+        <w:t>CHECKING MISSING VALUES (IF ANY)</w:t>
       </w:r>
     </w:p>
     <w:p>
       <w:pPr>
         <w:pStyle w:val="Heading2"/>
-      </w:pPr>
-      <w:r>
-        <w:t>Example</w:t>
-      </w:r>
-    </w:p>
-    <w:p>
-      <w:pPr>
-        <w:rPr>
-          <w:caps/>
-          <w:color w:val="000000" w:themeColor="text1"/>
-          <w:spacing w:val="15"/>
-          <w:sz w:val="22"/>
-          <w:szCs w:val="22"/>
-        </w:rPr>
-      </w:pPr>
-      <w:r>
-        <w:rPr>
-          <w:caps/>
-          <w:color w:val="000000" w:themeColor="text1"/>
-          <w:spacing w:val="15"/>
-          <w:sz w:val="22"/>
-          <w:szCs w:val="22"/>
-        </w:rPr>
-        <w:t>X = data.drop('target', axis=1)</w:t>
-      </w:r>
-    </w:p>
-    <w:p>
-      <w:pPr>
-        <w:rPr>
-          <w:caps/>
-          <w:color w:val="000000" w:themeColor="text1"/>
-          <w:spacing w:val="15"/>
-          <w:sz w:val="22"/>
-          <w:szCs w:val="22"/>
-        </w:rPr>
-      </w:pPr>
-      <w:r>
-        <w:rPr>
-          <w:caps/>
-          <w:color w:val="000000" w:themeColor="text1"/>
-          <w:spacing w:val="15"/>
-          <w:sz w:val="22"/>
-          <w:szCs w:val="22"/>
-        </w:rPr>
-        <w:t>y = data['target']</w:t>
+        <w:rPr>
+          <w:rFonts w:ascii="Cambria" w:hAnsi="Cambria"/>
+        </w:rPr>
+      </w:pPr>
+      <w:r>
+        <w:rPr>
+          <w:rFonts w:ascii="Cambria" w:hAnsi="Cambria"/>
+          <w:caps w:val="0"/>
+        </w:rPr>
+        <w:t>EXAMPLE</w:t>
+      </w:r>
+    </w:p>
+    <w:p>
+      <w:pPr>
+        <w:rPr>
+          <w:rFonts w:ascii="Cambria" w:hAnsi="Cambria"/>
+          <w:caps/>
+          <w:color w:val="000000" w:themeColor="text1"/>
+          <w:spacing w:val="15"/>
+        </w:rPr>
+      </w:pPr>
+      <w:r>
+        <w:rPr>
+          <w:rFonts w:ascii="Cambria" w:hAnsi="Cambria"/>
+          <w:color w:val="000000" w:themeColor="text1"/>
+          <w:spacing w:val="15"/>
+        </w:rPr>
+        <w:t>X = DATA.DROP('TARGET', AXIS=1)</w:t>
+      </w:r>
+    </w:p>
+    <w:p>
+      <w:pPr>
+        <w:rPr>
+          <w:rFonts w:ascii="Cambria" w:hAnsi="Cambria"/>
+          <w:caps/>
+          <w:color w:val="000000" w:themeColor="text1"/>
+          <w:spacing w:val="15"/>
+        </w:rPr>
+      </w:pPr>
+      <w:r>
+        <w:rPr>
+          <w:rFonts w:ascii="Cambria" w:hAnsi="Cambria"/>
+          <w:color w:val="000000" w:themeColor="text1"/>
+          <w:spacing w:val="15"/>
+        </w:rPr>
+        <w:t>Y = DATA['TARGET']</w:t>
       </w:r>
     </w:p>
     <w:p>
       <w:pPr>
         <w:pStyle w:val="Heading2"/>
-      </w:pPr>
-      <w:r>
-        <w:t>Splitting data</w:t>
-      </w:r>
-    </w:p>
-    <w:p>
-      <w:pPr>
-        <w:rPr>
-          <w:caps/>
-          <w:color w:val="000000" w:themeColor="text1"/>
-          <w:spacing w:val="15"/>
-          <w:sz w:val="22"/>
-          <w:szCs w:val="22"/>
-        </w:rPr>
-      </w:pPr>
-      <w:r>
-        <w:rPr>
-          <w:caps/>
-          <w:color w:val="000000" w:themeColor="text1"/>
-          <w:spacing w:val="15"/>
-          <w:sz w:val="22"/>
-          <w:szCs w:val="22"/>
-        </w:rPr>
-        <w:t>Data is split into:</w:t>
+        <w:rPr>
+          <w:rFonts w:ascii="Cambria" w:hAnsi="Cambria"/>
+        </w:rPr>
+      </w:pPr>
+      <w:r>
+        <w:rPr>
+          <w:rFonts w:ascii="Cambria" w:hAnsi="Cambria"/>
+          <w:caps w:val="0"/>
+        </w:rPr>
+        <w:t>SPLITTING DATA</w:t>
+      </w:r>
+    </w:p>
+    <w:p>
+      <w:pPr>
+        <w:rPr>
+          <w:rFonts w:ascii="Cambria" w:hAnsi="Cambria"/>
+          <w:caps/>
+          <w:color w:val="000000" w:themeColor="text1"/>
+          <w:spacing w:val="15"/>
+        </w:rPr>
+      </w:pPr>
+      <w:r>
+        <w:rPr>
+          <w:rFonts w:ascii="Cambria" w:hAnsi="Cambria"/>
+          <w:color w:val="000000" w:themeColor="text1"/>
+          <w:spacing w:val="15"/>
+        </w:rPr>
+        <w:t>DATA IS SPLIT INTO:</w:t>
       </w:r>
     </w:p>
     <w:p>
@@ -597,34 +564,29 @@
           <w:numId w:val="4"/>
         </w:numPr>
         <w:rPr>
-          <w:caps/>
-          <w:color w:val="000000" w:themeColor="text1"/>
-          <w:spacing w:val="15"/>
-          <w:sz w:val="22"/>
-          <w:szCs w:val="22"/>
-        </w:rPr>
-      </w:pPr>
-      <w:r>
-        <w:rPr>
+          <w:rFonts w:ascii="Cambria" w:hAnsi="Cambria"/>
+          <w:caps/>
+          <w:color w:val="000000" w:themeColor="text1"/>
+          <w:spacing w:val="15"/>
+        </w:rPr>
+      </w:pPr>
+      <w:r>
+        <w:rPr>
+          <w:rFonts w:ascii="Cambria" w:hAnsi="Cambria"/>
           <w:b/>
           <w:bCs/>
-          <w:caps/>
-          <w:color w:val="000000" w:themeColor="text1"/>
-          <w:spacing w:val="15"/>
-          <w:sz w:val="22"/>
-          <w:szCs w:val="22"/>
-        </w:rPr>
-        <w:t>Training data</w:t>
-      </w:r>
-      <w:r>
-        <w:rPr>
-          <w:caps/>
-          <w:color w:val="000000" w:themeColor="text1"/>
-          <w:spacing w:val="15"/>
-          <w:sz w:val="22"/>
-          <w:szCs w:val="22"/>
-        </w:rPr>
-        <w:t xml:space="preserve"> → used to train the model</w:t>
+          <w:color w:val="000000" w:themeColor="text1"/>
+          <w:spacing w:val="15"/>
+        </w:rPr>
+        <w:t>TRAINING DATA</w:t>
+      </w:r>
+      <w:r>
+        <w:rPr>
+          <w:rFonts w:ascii="Cambria" w:hAnsi="Cambria"/>
+          <w:color w:val="000000" w:themeColor="text1"/>
+          <w:spacing w:val="15"/>
+        </w:rPr>
+        <w:t xml:space="preserve"> → USED TO TRAIN THE MODEL</w:t>
       </w:r>
     </w:p>
     <w:p>
@@ -634,117 +596,100 @@
           <w:numId w:val="4"/>
         </w:numPr>
         <w:rPr>
-          <w:caps/>
-          <w:color w:val="000000" w:themeColor="text1"/>
-          <w:spacing w:val="15"/>
-          <w:sz w:val="22"/>
-          <w:szCs w:val="22"/>
-        </w:rPr>
-      </w:pPr>
-      <w:r>
-        <w:rPr>
+          <w:rFonts w:ascii="Cambria" w:hAnsi="Cambria"/>
+          <w:caps/>
+          <w:color w:val="000000" w:themeColor="text1"/>
+          <w:spacing w:val="15"/>
+        </w:rPr>
+      </w:pPr>
+      <w:r>
+        <w:rPr>
+          <w:rFonts w:ascii="Cambria" w:hAnsi="Cambria"/>
           <w:b/>
           <w:bCs/>
-          <w:caps/>
-          <w:color w:val="000000" w:themeColor="text1"/>
-          <w:spacing w:val="15"/>
-          <w:sz w:val="22"/>
-          <w:szCs w:val="22"/>
-        </w:rPr>
-        <w:t>Testing data</w:t>
-      </w:r>
-      <w:r>
-        <w:rPr>
-          <w:caps/>
-          <w:color w:val="000000" w:themeColor="text1"/>
-          <w:spacing w:val="15"/>
-          <w:sz w:val="22"/>
-          <w:szCs w:val="22"/>
-        </w:rPr>
-        <w:t xml:space="preserve"> → used to test the model</w:t>
-      </w:r>
-    </w:p>
-    <w:p>
-      <w:pPr>
-        <w:rPr>
-          <w:caps/>
-          <w:color w:val="000000" w:themeColor="text1"/>
-          <w:spacing w:val="15"/>
-          <w:sz w:val="22"/>
-          <w:szCs w:val="22"/>
-        </w:rPr>
-      </w:pPr>
-      <w:r>
-        <w:rPr>
-          <w:caps/>
-          <w:color w:val="000000" w:themeColor="text1"/>
-          <w:spacing w:val="15"/>
-          <w:sz w:val="22"/>
-          <w:szCs w:val="22"/>
+          <w:color w:val="000000" w:themeColor="text1"/>
+          <w:spacing w:val="15"/>
+        </w:rPr>
+        <w:t>TESTING DATA</w:t>
+      </w:r>
+      <w:r>
+        <w:rPr>
+          <w:rFonts w:ascii="Cambria" w:hAnsi="Cambria"/>
+          <w:color w:val="000000" w:themeColor="text1"/>
+          <w:spacing w:val="15"/>
+        </w:rPr>
+        <w:t xml:space="preserve"> → USED TO TEST THE MODEL</w:t>
+      </w:r>
+    </w:p>
+    <w:p>
+      <w:pPr>
+        <w:rPr>
+          <w:rFonts w:ascii="Cambria" w:hAnsi="Cambria"/>
+          <w:caps/>
+          <w:color w:val="000000" w:themeColor="text1"/>
+          <w:spacing w:val="15"/>
+        </w:rPr>
+      </w:pPr>
+      <w:r>
+        <w:rPr>
+          <w:rFonts w:ascii="Cambria" w:hAnsi="Cambria"/>
+          <w:color w:val="000000" w:themeColor="text1"/>
+          <w:spacing w:val="15"/>
+        </w:rPr>
+        <w:t>EXAMPLE FROM SKLEARN:</w:t>
+      </w:r>
+    </w:p>
+    <w:p>
+      <w:pPr>
+        <w:rPr>
+          <w:rFonts w:ascii="Cambria" w:hAnsi="Cambria"/>
+          <w:caps/>
+          <w:color w:val="000000" w:themeColor="text1"/>
+          <w:spacing w:val="15"/>
+        </w:rPr>
+      </w:pPr>
+      <w:r>
+        <w:rPr>
+          <w:rFonts w:ascii="Cambria" w:hAnsi="Cambria"/>
+          <w:color w:val="000000" w:themeColor="text1"/>
+          <w:spacing w:val="15"/>
+        </w:rPr>
+        <w:t>X_TRAIN, X_TEST, Y_TRAIN, Y_TEST = TRAIN_TEST_SPLIT(</w:t>
+      </w:r>
+    </w:p>
+    <w:p>
+      <w:pPr>
+        <w:rPr>
+          <w:rFonts w:ascii="Cambria" w:hAnsi="Cambria"/>
+          <w:caps/>
+          <w:color w:val="000000" w:themeColor="text1"/>
+          <w:spacing w:val="15"/>
+        </w:rPr>
+      </w:pPr>
+      <w:r>
+        <w:rPr>
+          <w:rFonts w:ascii="Cambria" w:hAnsi="Cambria"/>
+          <w:color w:val="000000" w:themeColor="text1"/>
+          <w:spacing w:val="15"/>
         </w:rPr>
         <w:lastRenderedPageBreak/>
-        <w:t>Example from sklearn:</w:t>
-      </w:r>
-    </w:p>
-    <w:p>
-      <w:pPr>
-        <w:rPr>
-          <w:caps/>
-          <w:color w:val="000000" w:themeColor="text1"/>
-          <w:spacing w:val="15"/>
-          <w:sz w:val="22"/>
-          <w:szCs w:val="22"/>
-        </w:rPr>
-      </w:pPr>
-      <w:r>
-        <w:rPr>
-          <w:caps/>
-          <w:color w:val="000000" w:themeColor="text1"/>
-          <w:spacing w:val="15"/>
-          <w:sz w:val="22"/>
-          <w:szCs w:val="22"/>
-        </w:rPr>
-        <w:t>X_train, X_test, y_train, y_test = train_test_split(</w:t>
-      </w:r>
-    </w:p>
-    <w:p>
-      <w:pPr>
-        <w:rPr>
-          <w:caps/>
-          <w:color w:val="000000" w:themeColor="text1"/>
-          <w:spacing w:val="15"/>
-          <w:sz w:val="22"/>
-          <w:szCs w:val="22"/>
-        </w:rPr>
-      </w:pPr>
-      <w:r>
-        <w:rPr>
-          <w:caps/>
-          <w:color w:val="000000" w:themeColor="text1"/>
-          <w:spacing w:val="15"/>
-          <w:sz w:val="22"/>
-          <w:szCs w:val="22"/>
-        </w:rPr>
-        <w:t xml:space="preserve">    X, y, test_size=0.2, random_state=42</w:t>
-      </w:r>
-    </w:p>
-    <w:p>
-      <w:pPr>
-        <w:rPr>
-          <w:caps/>
-          <w:color w:val="000000" w:themeColor="text1"/>
-          <w:spacing w:val="15"/>
-          <w:sz w:val="22"/>
-          <w:szCs w:val="22"/>
-        </w:rPr>
-      </w:pPr>
-      <w:r>
-        <w:rPr>
-          <w:caps/>
-          <w:color w:val="000000" w:themeColor="text1"/>
-          <w:spacing w:val="15"/>
-          <w:sz w:val="22"/>
-          <w:szCs w:val="22"/>
+        <w:t xml:space="preserve">    X, Y, TEST_SIZE=0.2, RANDOM_STATE=42</w:t>
+      </w:r>
+    </w:p>
+    <w:p>
+      <w:pPr>
+        <w:rPr>
+          <w:rFonts w:ascii="Cambria" w:hAnsi="Cambria"/>
+          <w:caps/>
+          <w:color w:val="000000" w:themeColor="text1"/>
+          <w:spacing w:val="15"/>
+        </w:rPr>
+      </w:pPr>
+      <w:r>
+        <w:rPr>
+          <w:rFonts w:ascii="Cambria" w:hAnsi="Cambria"/>
+          <w:color w:val="000000" w:themeColor="text1"/>
+          <w:spacing w:val="15"/>
         </w:rPr>
         <w:t>)</w:t>
       </w:r>
@@ -752,9 +697,16 @@
     <w:p>
       <w:pPr>
         <w:pStyle w:val="Heading2"/>
-      </w:pPr>
-      <w:r>
-        <w:t>Why split?</w:t>
+        <w:rPr>
+          <w:rFonts w:ascii="Cambria" w:hAnsi="Cambria"/>
+        </w:rPr>
+      </w:pPr>
+      <w:r>
+        <w:rPr>
+          <w:rFonts w:ascii="Cambria" w:hAnsi="Cambria"/>
+          <w:caps w:val="0"/>
+        </w:rPr>
+        <w:t>WHY SPLIT?</w:t>
       </w:r>
     </w:p>
     <w:p>
@@ -764,84 +716,84 @@
           <w:numId w:val="5"/>
         </w:numPr>
         <w:rPr>
-          <w:caps/>
-          <w:color w:val="000000" w:themeColor="text1"/>
-          <w:spacing w:val="15"/>
-          <w:sz w:val="22"/>
-          <w:szCs w:val="22"/>
-        </w:rPr>
-      </w:pPr>
-      <w:r>
-        <w:rPr>
-          <w:caps/>
-          <w:color w:val="000000" w:themeColor="text1"/>
-          <w:spacing w:val="15"/>
-          <w:sz w:val="22"/>
-          <w:szCs w:val="22"/>
-        </w:rPr>
-        <w:t xml:space="preserve">To check how well the model works on </w:t>
-      </w:r>
-      <w:r>
-        <w:rPr>
+          <w:rFonts w:ascii="Cambria" w:hAnsi="Cambria"/>
+          <w:caps/>
+          <w:color w:val="000000" w:themeColor="text1"/>
+          <w:spacing w:val="15"/>
+        </w:rPr>
+      </w:pPr>
+      <w:r>
+        <w:rPr>
+          <w:rFonts w:ascii="Cambria" w:hAnsi="Cambria"/>
+          <w:color w:val="000000" w:themeColor="text1"/>
+          <w:spacing w:val="15"/>
+        </w:rPr>
+        <w:t xml:space="preserve">TO CHECK HOW WELL THE MODEL WORKS ON </w:t>
+      </w:r>
+      <w:r>
+        <w:rPr>
+          <w:rFonts w:ascii="Cambria" w:hAnsi="Cambria"/>
           <w:b/>
           <w:bCs/>
-          <w:caps/>
-          <w:color w:val="000000" w:themeColor="text1"/>
-          <w:spacing w:val="15"/>
-          <w:sz w:val="22"/>
-          <w:szCs w:val="22"/>
-        </w:rPr>
-        <w:t>new unseen data</w:t>
+          <w:color w:val="000000" w:themeColor="text1"/>
+          <w:spacing w:val="15"/>
+        </w:rPr>
+        <w:t>NEW UNSEEN DATA</w:t>
       </w:r>
     </w:p>
     <w:p>
       <w:pPr>
         <w:pStyle w:val="Heading1"/>
-      </w:pPr>
-      <w:r>
-        <w:t>Choosing a Machine Learning Model</w:t>
-      </w:r>
-    </w:p>
-    <w:p>
-      <w:pPr>
-        <w:rPr>
-          <w:caps/>
-          <w:color w:val="000000" w:themeColor="text1"/>
-          <w:spacing w:val="15"/>
-          <w:sz w:val="22"/>
-          <w:szCs w:val="22"/>
-        </w:rPr>
-      </w:pPr>
-      <w:r>
-        <w:rPr>
-          <w:caps/>
-          <w:color w:val="000000" w:themeColor="text1"/>
-          <w:spacing w:val="15"/>
-          <w:sz w:val="22"/>
-          <w:szCs w:val="22"/>
-        </w:rPr>
-        <w:t>After data is ready, we choose a model based on the problem type.</w:t>
-      </w:r>
-    </w:p>
-    <w:p>
-      <w:pPr>
-        <w:rPr>
-          <w:caps/>
-          <w:color w:val="000000" w:themeColor="text1"/>
-          <w:spacing w:val="15"/>
-          <w:sz w:val="22"/>
-          <w:szCs w:val="22"/>
-        </w:rPr>
-      </w:pPr>
-      <w:r>
-        <w:rPr>
-          <w:caps/>
-          <w:color w:val="000000" w:themeColor="text1"/>
-          <w:spacing w:val="15"/>
-          <w:sz w:val="22"/>
-          <w:szCs w:val="22"/>
-        </w:rPr>
-        <w:t>In your notebook, you use:</w:t>
+        <w:rPr>
+          <w:rFonts w:ascii="Cambria" w:hAnsi="Cambria"/>
+          <w:sz w:val="20"/>
+          <w:szCs w:val="20"/>
+        </w:rPr>
+      </w:pPr>
+      <w:r>
+        <w:rPr>
+          <w:rFonts w:ascii="Cambria" w:hAnsi="Cambria"/>
+          <w:caps w:val="0"/>
+          <w:sz w:val="20"/>
+          <w:szCs w:val="20"/>
+        </w:rPr>
+        <w:t>CHOOSING A MACHINE LEARNING MODEL</w:t>
+      </w:r>
+    </w:p>
+    <w:p>
+      <w:pPr>
+        <w:rPr>
+          <w:rFonts w:ascii="Cambria" w:hAnsi="Cambria"/>
+          <w:caps/>
+          <w:color w:val="000000" w:themeColor="text1"/>
+          <w:spacing w:val="15"/>
+        </w:rPr>
+      </w:pPr>
+      <w:r>
+        <w:rPr>
+          <w:rFonts w:ascii="Cambria" w:hAnsi="Cambria"/>
+          <w:color w:val="000000" w:themeColor="text1"/>
+          <w:spacing w:val="15"/>
+        </w:rPr>
+        <w:t>AFTER DATA IS READY, WE CHOOSE A MODEL BASED ON THE PROBLEM TYPE.</w:t>
+      </w:r>
+    </w:p>
+    <w:p>
+      <w:pPr>
+        <w:rPr>
+          <w:rFonts w:ascii="Cambria" w:hAnsi="Cambria"/>
+          <w:caps/>
+          <w:color w:val="000000" w:themeColor="text1"/>
+          <w:spacing w:val="15"/>
+        </w:rPr>
+      </w:pPr>
+      <w:r>
+        <w:rPr>
+          <w:rFonts w:ascii="Cambria" w:hAnsi="Cambria"/>
+          <w:color w:val="000000" w:themeColor="text1"/>
+          <w:spacing w:val="15"/>
+        </w:rPr>
+        <w:t>IN YOUR NOTEBOOK, YOU USE:</w:t>
       </w:r>
     </w:p>
     <w:p>
@@ -851,118 +803,101 @@
           <w:numId w:val="6"/>
         </w:numPr>
         <w:rPr>
-          <w:caps/>
-          <w:color w:val="000000" w:themeColor="text1"/>
-          <w:spacing w:val="15"/>
-          <w:sz w:val="22"/>
-          <w:szCs w:val="22"/>
-        </w:rPr>
-      </w:pPr>
-      <w:r>
-        <w:rPr>
+          <w:rFonts w:ascii="Cambria" w:hAnsi="Cambria"/>
+          <w:caps/>
+          <w:color w:val="000000" w:themeColor="text1"/>
+          <w:spacing w:val="15"/>
+        </w:rPr>
+      </w:pPr>
+      <w:r>
+        <w:rPr>
+          <w:rFonts w:ascii="Cambria" w:hAnsi="Cambria"/>
           <w:b/>
           <w:bCs/>
-          <w:caps/>
-          <w:color w:val="000000" w:themeColor="text1"/>
-          <w:spacing w:val="15"/>
-          <w:sz w:val="22"/>
-          <w:szCs w:val="22"/>
-        </w:rPr>
-        <w:t>Classification model</w:t>
-      </w:r>
-      <w:r>
-        <w:rPr>
-          <w:caps/>
-          <w:color w:val="000000" w:themeColor="text1"/>
-          <w:spacing w:val="15"/>
-          <w:sz w:val="22"/>
-          <w:szCs w:val="22"/>
-        </w:rPr>
-        <w:t xml:space="preserve"> (because output is categories)</w:t>
-      </w:r>
-    </w:p>
-    <w:p>
-      <w:pPr>
-        <w:rPr>
-          <w:caps/>
-          <w:color w:val="000000" w:themeColor="text1"/>
-          <w:spacing w:val="15"/>
-          <w:sz w:val="22"/>
-          <w:szCs w:val="22"/>
-        </w:rPr>
-      </w:pPr>
-      <w:r>
-        <w:rPr>
-          <w:caps/>
-          <w:color w:val="000000" w:themeColor="text1"/>
-          <w:spacing w:val="15"/>
-          <w:sz w:val="22"/>
-          <w:szCs w:val="22"/>
-        </w:rPr>
-        <w:t>Example:</w:t>
-      </w:r>
-    </w:p>
-    <w:p>
-      <w:pPr>
-        <w:rPr>
-          <w:caps/>
-          <w:color w:val="000000" w:themeColor="text1"/>
-          <w:spacing w:val="15"/>
-          <w:sz w:val="22"/>
-          <w:szCs w:val="22"/>
-        </w:rPr>
-      </w:pPr>
-      <w:r>
-        <w:rPr>
-          <w:caps/>
-          <w:color w:val="000000" w:themeColor="text1"/>
-          <w:spacing w:val="15"/>
-          <w:sz w:val="22"/>
-          <w:szCs w:val="22"/>
-        </w:rPr>
-        <w:t>from sklearn.ensemble import RandomForestClassifier</w:t>
-      </w:r>
-    </w:p>
-    <w:p>
-      <w:pPr>
-        <w:rPr>
-          <w:caps/>
-          <w:color w:val="000000" w:themeColor="text1"/>
-          <w:spacing w:val="15"/>
-          <w:sz w:val="22"/>
-          <w:szCs w:val="22"/>
-        </w:rPr>
-      </w:pPr>
-      <w:r>
-        <w:rPr>
-          <w:caps/>
-          <w:color w:val="000000" w:themeColor="text1"/>
-          <w:spacing w:val="15"/>
-          <w:sz w:val="22"/>
-          <w:szCs w:val="22"/>
-        </w:rPr>
-        <w:t>model = RandomForestClassifier()</w:t>
-      </w:r>
-    </w:p>
-    <w:p>
-      <w:pPr>
-        <w:rPr>
-          <w:caps/>
-          <w:color w:val="000000" w:themeColor="text1"/>
-          <w:spacing w:val="15"/>
-          <w:sz w:val="22"/>
-          <w:szCs w:val="22"/>
-        </w:rPr>
-      </w:pPr>
-      <w:r>
-        <w:rPr>
-          <w:caps/>
-          <w:color w:val="000000" w:themeColor="text1"/>
-          <w:spacing w:val="15"/>
-          <w:sz w:val="22"/>
-          <w:szCs w:val="22"/>
-        </w:rPr>
-        <w:t>Why Random Forest?</w:t>
+          <w:color w:val="000000" w:themeColor="text1"/>
+          <w:spacing w:val="15"/>
+        </w:rPr>
+        <w:t>CLASSIFICATION MODEL</w:t>
+      </w:r>
+      <w:r>
+        <w:rPr>
+          <w:rFonts w:ascii="Cambria" w:hAnsi="Cambria"/>
+          <w:color w:val="000000" w:themeColor="text1"/>
+          <w:spacing w:val="15"/>
+        </w:rPr>
+        <w:t xml:space="preserve"> (BECAUSE OUTPUT IS CATEGORIES)</w:t>
+      </w:r>
+    </w:p>
+    <w:p>
+      <w:pPr>
+        <w:rPr>
+          <w:rFonts w:ascii="Cambria" w:hAnsi="Cambria"/>
+          <w:caps/>
+          <w:color w:val="000000" w:themeColor="text1"/>
+          <w:spacing w:val="15"/>
+        </w:rPr>
+      </w:pPr>
+      <w:r>
+        <w:rPr>
+          <w:rFonts w:ascii="Cambria" w:hAnsi="Cambria"/>
+          <w:color w:val="000000" w:themeColor="text1"/>
+          <w:spacing w:val="15"/>
+        </w:rPr>
+        <w:t>EXAMPLE:</w:t>
+      </w:r>
+    </w:p>
+    <w:p>
+      <w:pPr>
+        <w:rPr>
+          <w:rFonts w:ascii="Cambria" w:hAnsi="Cambria"/>
+          <w:caps/>
+          <w:color w:val="000000" w:themeColor="text1"/>
+          <w:spacing w:val="15"/>
+        </w:rPr>
+      </w:pPr>
+      <w:r>
+        <w:rPr>
+          <w:rFonts w:ascii="Cambria" w:hAnsi="Cambria"/>
+          <w:color w:val="000000" w:themeColor="text1"/>
+          <w:spacing w:val="15"/>
+        </w:rPr>
+        <w:t>FROM SKLEARN.ENSEMBLE IMPORT RANDOMFORESTCLASSIFIER</w:t>
+      </w:r>
+    </w:p>
+    <w:p>
+      <w:pPr>
+        <w:rPr>
+          <w:rFonts w:ascii="Cambria" w:hAnsi="Cambria"/>
+          <w:caps/>
+          <w:color w:val="000000" w:themeColor="text1"/>
+          <w:spacing w:val="15"/>
+        </w:rPr>
+      </w:pPr>
+      <w:r>
+        <w:rPr>
+          <w:rFonts w:ascii="Cambria" w:hAnsi="Cambria"/>
+          <w:color w:val="000000" w:themeColor="text1"/>
+          <w:spacing w:val="15"/>
+        </w:rPr>
+        <w:t>MODEL = RANDOMFORESTCLASSIFIER()</w:t>
+      </w:r>
+    </w:p>
+    <w:p>
+      <w:pPr>
+        <w:rPr>
+          <w:rFonts w:ascii="Cambria" w:hAnsi="Cambria"/>
+          <w:caps/>
+          <w:color w:val="000000" w:themeColor="text1"/>
+          <w:spacing w:val="15"/>
+        </w:rPr>
+      </w:pPr>
+      <w:r>
+        <w:rPr>
+          <w:rFonts w:ascii="Cambria" w:hAnsi="Cambria"/>
+          <w:color w:val="000000" w:themeColor="text1"/>
+          <w:spacing w:val="15"/>
+        </w:rPr>
+        <w:t>WHY RANDOM FOREST?</w:t>
       </w:r>
     </w:p>
     <w:p>
@@ -972,22 +907,19 @@
           <w:numId w:val="7"/>
         </w:numPr>
         <w:rPr>
-          <w:caps/>
-          <w:color w:val="000000" w:themeColor="text1"/>
-          <w:spacing w:val="15"/>
-          <w:sz w:val="22"/>
-          <w:szCs w:val="22"/>
-        </w:rPr>
-      </w:pPr>
-      <w:r>
-        <w:rPr>
-          <w:caps/>
-          <w:color w:val="000000" w:themeColor="text1"/>
-          <w:spacing w:val="15"/>
-          <w:sz w:val="22"/>
-          <w:szCs w:val="22"/>
-        </w:rPr>
-        <w:t>Works well with structured data</w:t>
+          <w:rFonts w:ascii="Cambria" w:hAnsi="Cambria"/>
+          <w:caps/>
+          <w:color w:val="000000" w:themeColor="text1"/>
+          <w:spacing w:val="15"/>
+        </w:rPr>
+      </w:pPr>
+      <w:r>
+        <w:rPr>
+          <w:rFonts w:ascii="Cambria" w:hAnsi="Cambria"/>
+          <w:color w:val="000000" w:themeColor="text1"/>
+          <w:spacing w:val="15"/>
+        </w:rPr>
+        <w:t>WORKS WELL WITH STRUCTURED DATA</w:t>
       </w:r>
     </w:p>
     <w:p>
@@ -997,22 +929,19 @@
           <w:numId w:val="7"/>
         </w:numPr>
         <w:rPr>
-          <w:caps/>
-          <w:color w:val="000000" w:themeColor="text1"/>
-          <w:spacing w:val="15"/>
-          <w:sz w:val="22"/>
-          <w:szCs w:val="22"/>
-        </w:rPr>
-      </w:pPr>
-      <w:r>
-        <w:rPr>
-          <w:caps/>
-          <w:color w:val="000000" w:themeColor="text1"/>
-          <w:spacing w:val="15"/>
-          <w:sz w:val="22"/>
-          <w:szCs w:val="22"/>
-        </w:rPr>
-        <w:t>Reduces overfitting</w:t>
+          <w:rFonts w:ascii="Cambria" w:hAnsi="Cambria"/>
+          <w:caps/>
+          <w:color w:val="000000" w:themeColor="text1"/>
+          <w:spacing w:val="15"/>
+        </w:rPr>
+      </w:pPr>
+      <w:r>
+        <w:rPr>
+          <w:rFonts w:ascii="Cambria" w:hAnsi="Cambria"/>
+          <w:color w:val="000000" w:themeColor="text1"/>
+          <w:spacing w:val="15"/>
+        </w:rPr>
+        <w:t>REDUCES OVERFITTING</w:t>
       </w:r>
     </w:p>
     <w:p>
@@ -1022,100 +951,114 @@
           <w:numId w:val="7"/>
         </w:numPr>
         <w:rPr>
-          <w:caps/>
-          <w:color w:val="000000" w:themeColor="text1"/>
-          <w:spacing w:val="15"/>
-          <w:sz w:val="22"/>
-          <w:szCs w:val="22"/>
-        </w:rPr>
-      </w:pPr>
-      <w:r>
-        <w:rPr>
-          <w:caps/>
-          <w:color w:val="000000" w:themeColor="text1"/>
-          <w:spacing w:val="15"/>
-          <w:sz w:val="22"/>
-          <w:szCs w:val="22"/>
-        </w:rPr>
-        <w:t>Gives good accuracy without heavy tuning</w:t>
+          <w:rFonts w:ascii="Cambria" w:hAnsi="Cambria"/>
+          <w:caps/>
+          <w:color w:val="000000" w:themeColor="text1"/>
+          <w:spacing w:val="15"/>
+        </w:rPr>
+      </w:pPr>
+      <w:r>
+        <w:rPr>
+          <w:rFonts w:ascii="Cambria" w:hAnsi="Cambria"/>
+          <w:color w:val="000000" w:themeColor="text1"/>
+          <w:spacing w:val="15"/>
+        </w:rPr>
+        <w:t>GIVES GOOD ACCURACY WITHOUT HEAVY TUNING</w:t>
       </w:r>
     </w:p>
     <w:p>
       <w:pPr>
         <w:pStyle w:val="Heading1"/>
-      </w:pPr>
-      <w:r>
-        <w:t>Fit (Train) the Model</w:t>
-      </w:r>
-    </w:p>
-    <w:p>
-      <w:pPr>
-        <w:rPr>
-          <w:caps/>
-          <w:color w:val="000000" w:themeColor="text1"/>
-          <w:spacing w:val="15"/>
-          <w:sz w:val="22"/>
-          <w:szCs w:val="22"/>
-        </w:rPr>
-      </w:pPr>
-      <w:r>
-        <w:rPr>
+        <w:rPr>
+          <w:rFonts w:ascii="Cambria" w:hAnsi="Cambria"/>
+          <w:sz w:val="20"/>
+          <w:szCs w:val="20"/>
+        </w:rPr>
+      </w:pPr>
+      <w:r>
+        <w:rPr>
+          <w:rFonts w:ascii="Cambria" w:hAnsi="Cambria"/>
+          <w:caps w:val="0"/>
+          <w:sz w:val="20"/>
+          <w:szCs w:val="20"/>
+        </w:rPr>
+        <w:t>FIT (TRAIN) THE MODEL</w:t>
+      </w:r>
+    </w:p>
+    <w:p>
+      <w:pPr>
+        <w:rPr>
+          <w:rFonts w:ascii="Cambria" w:hAnsi="Cambria"/>
+          <w:caps/>
+          <w:color w:val="000000" w:themeColor="text1"/>
+          <w:spacing w:val="15"/>
+        </w:rPr>
+      </w:pPr>
+      <w:r>
+        <w:rPr>
+          <w:rFonts w:ascii="Cambria" w:hAnsi="Cambria"/>
           <w:b/>
           <w:bCs/>
-          <w:caps/>
-          <w:color w:val="000000" w:themeColor="text1"/>
-          <w:spacing w:val="15"/>
-          <w:sz w:val="22"/>
-          <w:szCs w:val="22"/>
-        </w:rPr>
-        <w:t>Fitting</w:t>
-      </w:r>
-      <w:r>
-        <w:rPr>
-          <w:caps/>
-          <w:color w:val="000000" w:themeColor="text1"/>
-          <w:spacing w:val="15"/>
-          <w:sz w:val="22"/>
-          <w:szCs w:val="22"/>
-        </w:rPr>
-        <w:t xml:space="preserve"> means teaching the model using training data.</w:t>
+          <w:color w:val="000000" w:themeColor="text1"/>
+          <w:spacing w:val="15"/>
+        </w:rPr>
+        <w:t>FITTING</w:t>
+      </w:r>
+      <w:r>
+        <w:rPr>
+          <w:rFonts w:ascii="Cambria" w:hAnsi="Cambria"/>
+          <w:color w:val="000000" w:themeColor="text1"/>
+          <w:spacing w:val="15"/>
+        </w:rPr>
+        <w:t xml:space="preserve"> MEANS TEACHING THE MODEL USING TRAINING DATA.</w:t>
       </w:r>
     </w:p>
     <w:p>
       <w:pPr>
         <w:pStyle w:val="Heading2"/>
-      </w:pPr>
-      <w:r>
-        <w:t>Example</w:t>
-      </w:r>
-    </w:p>
-    <w:p>
-      <w:pPr>
-        <w:rPr>
-          <w:caps/>
-          <w:color w:val="000000" w:themeColor="text1"/>
-          <w:spacing w:val="15"/>
-          <w:sz w:val="22"/>
-          <w:szCs w:val="22"/>
-        </w:rPr>
-      </w:pPr>
-      <w:r>
-        <w:rPr>
-          <w:caps/>
-          <w:color w:val="000000" w:themeColor="text1"/>
-          <w:spacing w:val="15"/>
-          <w:sz w:val="22"/>
-          <w:szCs w:val="22"/>
-        </w:rPr>
-        <w:t>model.fit(X_train, y_train)</w:t>
+        <w:rPr>
+          <w:rFonts w:ascii="Cambria" w:hAnsi="Cambria"/>
+        </w:rPr>
+      </w:pPr>
+      <w:r>
+        <w:rPr>
+          <w:rFonts w:ascii="Cambria" w:hAnsi="Cambria"/>
+          <w:caps w:val="0"/>
+        </w:rPr>
+        <w:t>EXAMPLE</w:t>
+      </w:r>
+    </w:p>
+    <w:p>
+      <w:pPr>
+        <w:rPr>
+          <w:rFonts w:ascii="Cambria" w:hAnsi="Cambria"/>
+          <w:caps/>
+          <w:color w:val="000000" w:themeColor="text1"/>
+          <w:spacing w:val="15"/>
+        </w:rPr>
+      </w:pPr>
+      <w:r>
+        <w:rPr>
+          <w:rFonts w:ascii="Cambria" w:hAnsi="Cambria"/>
+          <w:color w:val="000000" w:themeColor="text1"/>
+          <w:spacing w:val="15"/>
+        </w:rPr>
+        <w:t>MODEL.FIT(X_TRAIN, Y_TRAIN)</w:t>
       </w:r>
     </w:p>
     <w:p>
       <w:pPr>
         <w:pStyle w:val="Heading2"/>
-      </w:pPr>
-      <w:r>
-        <w:t>What happens here?</w:t>
+        <w:rPr>
+          <w:rFonts w:ascii="Cambria" w:hAnsi="Cambria"/>
+        </w:rPr>
+      </w:pPr>
+      <w:r>
+        <w:rPr>
+          <w:rFonts w:ascii="Cambria" w:hAnsi="Cambria"/>
+          <w:caps w:val="0"/>
+        </w:rPr>
+        <w:t>WHAT HAPPENS HERE?</w:t>
       </w:r>
     </w:p>
     <w:p>
@@ -1125,22 +1068,19 @@
           <w:numId w:val="8"/>
         </w:numPr>
         <w:rPr>
-          <w:caps/>
-          <w:color w:val="000000" w:themeColor="text1"/>
-          <w:spacing w:val="15"/>
-          <w:sz w:val="22"/>
-          <w:szCs w:val="22"/>
-        </w:rPr>
-      </w:pPr>
-      <w:r>
-        <w:rPr>
-          <w:caps/>
-          <w:color w:val="000000" w:themeColor="text1"/>
-          <w:spacing w:val="15"/>
-          <w:sz w:val="22"/>
-          <w:szCs w:val="22"/>
-        </w:rPr>
-        <w:t>Model learns patterns</w:t>
+          <w:rFonts w:ascii="Cambria" w:hAnsi="Cambria"/>
+          <w:caps/>
+          <w:color w:val="000000" w:themeColor="text1"/>
+          <w:spacing w:val="15"/>
+        </w:rPr>
+      </w:pPr>
+      <w:r>
+        <w:rPr>
+          <w:rFonts w:ascii="Cambria" w:hAnsi="Cambria"/>
+          <w:color w:val="000000" w:themeColor="text1"/>
+          <w:spacing w:val="15"/>
+        </w:rPr>
+        <w:t>MODEL LEARNS PATTERNS</w:t>
       </w:r>
     </w:p>
     <w:p>
@@ -1150,22 +1090,19 @@
           <w:numId w:val="8"/>
         </w:numPr>
         <w:rPr>
-          <w:caps/>
-          <w:color w:val="000000" w:themeColor="text1"/>
-          <w:spacing w:val="15"/>
-          <w:sz w:val="22"/>
-          <w:szCs w:val="22"/>
-        </w:rPr>
-      </w:pPr>
-      <w:r>
-        <w:rPr>
-          <w:caps/>
-          <w:color w:val="000000" w:themeColor="text1"/>
-          <w:spacing w:val="15"/>
-          <w:sz w:val="22"/>
-          <w:szCs w:val="22"/>
-        </w:rPr>
-        <w:t>Model builds decision trees internally</w:t>
+          <w:rFonts w:ascii="Cambria" w:hAnsi="Cambria"/>
+          <w:caps/>
+          <w:color w:val="000000" w:themeColor="text1"/>
+          <w:spacing w:val="15"/>
+        </w:rPr>
+      </w:pPr>
+      <w:r>
+        <w:rPr>
+          <w:rFonts w:ascii="Cambria" w:hAnsi="Cambria"/>
+          <w:color w:val="000000" w:themeColor="text1"/>
+          <w:spacing w:val="15"/>
+        </w:rPr>
+        <w:t>MODEL BUILDS DECISION TREES INTERNALLY</w:t>
       </w:r>
     </w:p>
     <w:p>
@@ -1175,174 +1112,177 @@
           <w:numId w:val="8"/>
         </w:numPr>
         <w:rPr>
-          <w:caps/>
-          <w:color w:val="000000" w:themeColor="text1"/>
-          <w:spacing w:val="15"/>
-          <w:sz w:val="22"/>
-          <w:szCs w:val="22"/>
-        </w:rPr>
-      </w:pPr>
-      <w:r>
-        <w:rPr>
-          <w:caps/>
-          <w:color w:val="000000" w:themeColor="text1"/>
-          <w:spacing w:val="15"/>
-          <w:sz w:val="22"/>
-          <w:szCs w:val="22"/>
-        </w:rPr>
-        <w:t>Model stores learned rules</w:t>
-      </w:r>
-    </w:p>
-    <w:p>
-      <w:pPr>
-        <w:rPr>
-          <w:caps/>
-          <w:color w:val="000000" w:themeColor="text1"/>
-          <w:spacing w:val="15"/>
-          <w:sz w:val="22"/>
-          <w:szCs w:val="22"/>
-        </w:rPr>
-      </w:pPr>
-      <w:r>
-        <w:rPr>
-          <w:caps/>
-          <w:color w:val="000000" w:themeColor="text1"/>
-          <w:spacing w:val="15"/>
-          <w:sz w:val="22"/>
-          <w:szCs w:val="22"/>
-        </w:rPr>
-        <w:t>No predictions yet — only learning.</w:t>
+          <w:rFonts w:ascii="Cambria" w:hAnsi="Cambria"/>
+          <w:caps/>
+          <w:color w:val="000000" w:themeColor="text1"/>
+          <w:spacing w:val="15"/>
+        </w:rPr>
+      </w:pPr>
+      <w:r>
+        <w:rPr>
+          <w:rFonts w:ascii="Cambria" w:hAnsi="Cambria"/>
+          <w:color w:val="000000" w:themeColor="text1"/>
+          <w:spacing w:val="15"/>
+        </w:rPr>
+        <w:t>MODEL STORES LEARNED RULES</w:t>
+      </w:r>
+    </w:p>
+    <w:p>
+      <w:pPr>
+        <w:rPr>
+          <w:rFonts w:ascii="Cambria" w:hAnsi="Cambria"/>
+          <w:caps/>
+          <w:color w:val="000000" w:themeColor="text1"/>
+          <w:spacing w:val="15"/>
+        </w:rPr>
+      </w:pPr>
+      <w:r>
+        <w:rPr>
+          <w:rFonts w:ascii="Cambria" w:hAnsi="Cambria"/>
+          <w:color w:val="000000" w:themeColor="text1"/>
+          <w:spacing w:val="15"/>
+        </w:rPr>
+        <w:t>NO PREDICTIONS YET — ONLY LEARNING.</w:t>
       </w:r>
     </w:p>
     <w:p>
       <w:pPr>
         <w:pStyle w:val="Heading1"/>
-      </w:pPr>
-      <w:r>
-        <w:t>Evaluate the Model</w:t>
-      </w:r>
-    </w:p>
-    <w:p>
-      <w:pPr>
-        <w:rPr>
-          <w:caps/>
-          <w:color w:val="000000" w:themeColor="text1"/>
-          <w:spacing w:val="15"/>
-          <w:sz w:val="22"/>
-          <w:szCs w:val="22"/>
-        </w:rPr>
-      </w:pPr>
-      <w:r>
-        <w:rPr>
-          <w:caps/>
-          <w:color w:val="000000" w:themeColor="text1"/>
-          <w:spacing w:val="15"/>
-          <w:sz w:val="22"/>
-          <w:szCs w:val="22"/>
-        </w:rPr>
-        <w:lastRenderedPageBreak/>
-        <w:t xml:space="preserve">After training, we </w:t>
-      </w:r>
-      <w:r>
-        <w:rPr>
+        <w:rPr>
+          <w:rFonts w:ascii="Cambria" w:hAnsi="Cambria"/>
+          <w:sz w:val="20"/>
+          <w:szCs w:val="20"/>
+        </w:rPr>
+      </w:pPr>
+      <w:r>
+        <w:rPr>
+          <w:rFonts w:ascii="Cambria" w:hAnsi="Cambria"/>
+          <w:caps w:val="0"/>
+          <w:sz w:val="20"/>
+          <w:szCs w:val="20"/>
+        </w:rPr>
+        <w:t>EVALUATE THE MODEL</w:t>
+      </w:r>
+    </w:p>
+    <w:p>
+      <w:pPr>
+        <w:rPr>
+          <w:rFonts w:ascii="Cambria" w:hAnsi="Cambria"/>
+          <w:caps/>
+          <w:color w:val="000000" w:themeColor="text1"/>
+          <w:spacing w:val="15"/>
+        </w:rPr>
+      </w:pPr>
+      <w:r>
+        <w:rPr>
+          <w:rFonts w:ascii="Cambria" w:hAnsi="Cambria"/>
+          <w:color w:val="000000" w:themeColor="text1"/>
+          <w:spacing w:val="15"/>
+        </w:rPr>
+        <w:t xml:space="preserve">AFTER TRAINING, WE </w:t>
+      </w:r>
+      <w:r>
+        <w:rPr>
+          <w:rFonts w:ascii="Cambria" w:hAnsi="Cambria"/>
           <w:b/>
           <w:bCs/>
-          <w:caps/>
-          <w:color w:val="000000" w:themeColor="text1"/>
-          <w:spacing w:val="15"/>
-          <w:sz w:val="22"/>
-          <w:szCs w:val="22"/>
-        </w:rPr>
-        <w:t>test</w:t>
-      </w:r>
-      <w:r>
-        <w:rPr>
-          <w:caps/>
-          <w:color w:val="000000" w:themeColor="text1"/>
-          <w:spacing w:val="15"/>
-          <w:sz w:val="22"/>
-          <w:szCs w:val="22"/>
-        </w:rPr>
-        <w:t xml:space="preserve"> the model.</w:t>
+          <w:color w:val="000000" w:themeColor="text1"/>
+          <w:spacing w:val="15"/>
+        </w:rPr>
+        <w:t>TEST</w:t>
+      </w:r>
+      <w:r>
+        <w:rPr>
+          <w:rFonts w:ascii="Cambria" w:hAnsi="Cambria"/>
+          <w:color w:val="000000" w:themeColor="text1"/>
+          <w:spacing w:val="15"/>
+        </w:rPr>
+        <w:t xml:space="preserve"> THE MODEL.</w:t>
       </w:r>
     </w:p>
     <w:p>
       <w:pPr>
         <w:pStyle w:val="Heading2"/>
-      </w:pPr>
-      <w:r>
-        <w:t>Make predictions</w:t>
-      </w:r>
-    </w:p>
-    <w:p>
-      <w:pPr>
-        <w:rPr>
-          <w:caps/>
-          <w:color w:val="000000" w:themeColor="text1"/>
-          <w:spacing w:val="15"/>
-          <w:sz w:val="22"/>
-          <w:szCs w:val="22"/>
-        </w:rPr>
-      </w:pPr>
-      <w:r>
-        <w:rPr>
-          <w:caps/>
-          <w:color w:val="000000" w:themeColor="text1"/>
-          <w:spacing w:val="15"/>
-          <w:sz w:val="22"/>
-          <w:szCs w:val="22"/>
-        </w:rPr>
-        <w:t>y_pred = model.predict(X_test)</w:t>
+        <w:rPr>
+          <w:rFonts w:ascii="Cambria" w:hAnsi="Cambria"/>
+        </w:rPr>
+      </w:pPr>
+      <w:r>
+        <w:rPr>
+          <w:rFonts w:ascii="Cambria" w:hAnsi="Cambria"/>
+          <w:caps w:val="0"/>
+        </w:rPr>
+        <w:t>MAKE PREDICTIONS</w:t>
+      </w:r>
+    </w:p>
+    <w:p>
+      <w:pPr>
+        <w:rPr>
+          <w:rFonts w:ascii="Cambria" w:hAnsi="Cambria"/>
+          <w:caps/>
+          <w:color w:val="000000" w:themeColor="text1"/>
+          <w:spacing w:val="15"/>
+        </w:rPr>
+      </w:pPr>
+      <w:r>
+        <w:rPr>
+          <w:rFonts w:ascii="Cambria" w:hAnsi="Cambria"/>
+          <w:color w:val="000000" w:themeColor="text1"/>
+          <w:spacing w:val="15"/>
+        </w:rPr>
+        <w:t>Y_PRED = MODEL.PREDICT(X_TEST)</w:t>
       </w:r>
     </w:p>
     <w:p>
       <w:pPr>
         <w:pStyle w:val="Heading2"/>
-      </w:pPr>
-      <w:r>
-        <w:t>Check accuracy</w:t>
-      </w:r>
-    </w:p>
-    <w:p>
-      <w:pPr>
-        <w:rPr>
-          <w:caps/>
-          <w:color w:val="000000" w:themeColor="text1"/>
-          <w:spacing w:val="15"/>
-          <w:sz w:val="22"/>
-          <w:szCs w:val="22"/>
-        </w:rPr>
-      </w:pPr>
-      <w:r>
-        <w:rPr>
-          <w:caps/>
-          <w:color w:val="000000" w:themeColor="text1"/>
-          <w:spacing w:val="15"/>
-          <w:sz w:val="22"/>
-          <w:szCs w:val="22"/>
-        </w:rPr>
-        <w:t>accuracy = accuracy_score(y_test, y_pred)</w:t>
-      </w:r>
-    </w:p>
-    <w:p>
-      <w:pPr>
-        <w:rPr>
-          <w:caps/>
-          <w:color w:val="000000" w:themeColor="text1"/>
-          <w:spacing w:val="15"/>
-          <w:sz w:val="22"/>
-          <w:szCs w:val="22"/>
-        </w:rPr>
-      </w:pPr>
-      <w:r>
-        <w:rPr>
-          <w:caps/>
-          <w:color w:val="000000" w:themeColor="text1"/>
-          <w:spacing w:val="15"/>
-          <w:sz w:val="22"/>
-          <w:szCs w:val="22"/>
-        </w:rPr>
-        <w:t>Evaluation tells us:</w:t>
+        <w:rPr>
+          <w:rFonts w:ascii="Cambria" w:hAnsi="Cambria"/>
+        </w:rPr>
+      </w:pPr>
+      <w:r>
+        <w:rPr>
+          <w:rFonts w:ascii="Cambria" w:hAnsi="Cambria"/>
+          <w:caps w:val="0"/>
+        </w:rPr>
+        <w:t>CHECK ACCURACY</w:t>
+      </w:r>
+    </w:p>
+    <w:p>
+      <w:pPr>
+        <w:rPr>
+          <w:rFonts w:ascii="Cambria" w:hAnsi="Cambria"/>
+          <w:caps/>
+          <w:color w:val="000000" w:themeColor="text1"/>
+          <w:spacing w:val="15"/>
+        </w:rPr>
+      </w:pPr>
+      <w:r>
+        <w:rPr>
+          <w:rFonts w:ascii="Cambria" w:hAnsi="Cambria"/>
+          <w:color w:val="000000" w:themeColor="text1"/>
+          <w:spacing w:val="15"/>
+        </w:rPr>
+        <w:lastRenderedPageBreak/>
+        <w:t>ACCURACY = ACCURACY_SCORE(Y_TEST, Y_PRED)</w:t>
+      </w:r>
+    </w:p>
+    <w:p>
+      <w:pPr>
+        <w:rPr>
+          <w:rFonts w:ascii="Cambria" w:hAnsi="Cambria"/>
+          <w:caps/>
+          <w:color w:val="000000" w:themeColor="text1"/>
+          <w:spacing w:val="15"/>
+        </w:rPr>
+      </w:pPr>
+      <w:r>
+        <w:rPr>
+          <w:rFonts w:ascii="Cambria" w:hAnsi="Cambria"/>
+          <w:color w:val="000000" w:themeColor="text1"/>
+          <w:spacing w:val="15"/>
+        </w:rPr>
+        <w:t>EVALUATION TELLS US:</w:t>
       </w:r>
     </w:p>
     <w:p>
@@ -1352,22 +1292,19 @@
           <w:numId w:val="9"/>
         </w:numPr>
         <w:rPr>
-          <w:caps/>
-          <w:color w:val="000000" w:themeColor="text1"/>
-          <w:spacing w:val="15"/>
-          <w:sz w:val="22"/>
-          <w:szCs w:val="22"/>
-        </w:rPr>
-      </w:pPr>
-      <w:r>
-        <w:rPr>
-          <w:caps/>
-          <w:color w:val="000000" w:themeColor="text1"/>
-          <w:spacing w:val="15"/>
-          <w:sz w:val="22"/>
-          <w:szCs w:val="22"/>
-        </w:rPr>
-        <w:t>How correct the model is</w:t>
+          <w:rFonts w:ascii="Cambria" w:hAnsi="Cambria"/>
+          <w:caps/>
+          <w:color w:val="000000" w:themeColor="text1"/>
+          <w:spacing w:val="15"/>
+        </w:rPr>
+      </w:pPr>
+      <w:r>
+        <w:rPr>
+          <w:rFonts w:ascii="Cambria" w:hAnsi="Cambria"/>
+          <w:color w:val="000000" w:themeColor="text1"/>
+          <w:spacing w:val="15"/>
+        </w:rPr>
+        <w:t>HOW CORRECT THE MODEL IS</w:t>
       </w:r>
     </w:p>
     <w:p>
@@ -1377,71 +1314,72 @@
           <w:numId w:val="9"/>
         </w:numPr>
         <w:rPr>
-          <w:caps/>
-          <w:color w:val="000000" w:themeColor="text1"/>
-          <w:spacing w:val="15"/>
-          <w:sz w:val="22"/>
-          <w:szCs w:val="22"/>
-        </w:rPr>
-      </w:pPr>
-      <w:r>
-        <w:rPr>
-          <w:caps/>
-          <w:color w:val="000000" w:themeColor="text1"/>
-          <w:spacing w:val="15"/>
-          <w:sz w:val="22"/>
-          <w:szCs w:val="22"/>
-        </w:rPr>
-        <w:t>How well it generalizes to new data</w:t>
+          <w:rFonts w:ascii="Cambria" w:hAnsi="Cambria"/>
+          <w:caps/>
+          <w:color w:val="000000" w:themeColor="text1"/>
+          <w:spacing w:val="15"/>
+        </w:rPr>
+      </w:pPr>
+      <w:r>
+        <w:rPr>
+          <w:rFonts w:ascii="Cambria" w:hAnsi="Cambria"/>
+          <w:color w:val="000000" w:themeColor="text1"/>
+          <w:spacing w:val="15"/>
+        </w:rPr>
+        <w:t>HOW WELL IT GENERALIZES TO NEW DATA</w:t>
       </w:r>
     </w:p>
     <w:p>
       <w:pPr>
         <w:pStyle w:val="Heading1"/>
-      </w:pPr>
-      <w:r>
-        <w:t>Improve the Model</w:t>
-      </w:r>
-    </w:p>
-    <w:p>
-      <w:pPr>
-        <w:rPr>
-          <w:caps/>
-          <w:color w:val="000000" w:themeColor="text1"/>
-          <w:spacing w:val="15"/>
-          <w:sz w:val="22"/>
-          <w:szCs w:val="22"/>
-        </w:rPr>
-      </w:pPr>
-      <w:r>
-        <w:rPr>
-          <w:caps/>
-          <w:color w:val="000000" w:themeColor="text1"/>
-          <w:spacing w:val="15"/>
-          <w:sz w:val="22"/>
-          <w:szCs w:val="22"/>
-        </w:rPr>
-        <w:t xml:space="preserve">Model improvement means </w:t>
-      </w:r>
-      <w:r>
-        <w:rPr>
+        <w:rPr>
+          <w:rFonts w:ascii="Cambria" w:hAnsi="Cambria"/>
+          <w:sz w:val="20"/>
+          <w:szCs w:val="20"/>
+        </w:rPr>
+      </w:pPr>
+      <w:r>
+        <w:rPr>
+          <w:rFonts w:ascii="Cambria" w:hAnsi="Cambria"/>
+          <w:caps w:val="0"/>
+          <w:sz w:val="20"/>
+          <w:szCs w:val="20"/>
+        </w:rPr>
+        <w:t>IMPROVE THE MODEL</w:t>
+      </w:r>
+    </w:p>
+    <w:p>
+      <w:pPr>
+        <w:rPr>
+          <w:rFonts w:ascii="Cambria" w:hAnsi="Cambria"/>
+          <w:caps/>
+          <w:color w:val="000000" w:themeColor="text1"/>
+          <w:spacing w:val="15"/>
+        </w:rPr>
+      </w:pPr>
+      <w:r>
+        <w:rPr>
+          <w:rFonts w:ascii="Cambria" w:hAnsi="Cambria"/>
+          <w:color w:val="000000" w:themeColor="text1"/>
+          <w:spacing w:val="15"/>
+        </w:rPr>
+        <w:t xml:space="preserve">MODEL IMPROVEMENT MEANS </w:t>
+      </w:r>
+      <w:r>
+        <w:rPr>
+          <w:rFonts w:ascii="Cambria" w:hAnsi="Cambria"/>
           <w:b/>
           <w:bCs/>
-          <w:caps/>
-          <w:color w:val="000000" w:themeColor="text1"/>
-          <w:spacing w:val="15"/>
-          <w:sz w:val="22"/>
-          <w:szCs w:val="22"/>
-        </w:rPr>
-        <w:t>making it better</w:t>
-      </w:r>
-      <w:r>
-        <w:rPr>
-          <w:caps/>
-          <w:color w:val="000000" w:themeColor="text1"/>
-          <w:spacing w:val="15"/>
-          <w:sz w:val="22"/>
-          <w:szCs w:val="22"/>
+          <w:color w:val="000000" w:themeColor="text1"/>
+          <w:spacing w:val="15"/>
+        </w:rPr>
+        <w:t>MAKING IT BETTER</w:t>
+      </w:r>
+      <w:r>
+        <w:rPr>
+          <w:rFonts w:ascii="Cambria" w:hAnsi="Cambria"/>
+          <w:color w:val="000000" w:themeColor="text1"/>
+          <w:spacing w:val="15"/>
         </w:rPr>
         <w:t>.</w:t>
       </w:r>
@@ -1449,22 +1387,19 @@
     <w:p>
       <w:pPr>
         <w:rPr>
-          <w:caps/>
-          <w:color w:val="000000" w:themeColor="text1"/>
-          <w:spacing w:val="15"/>
-          <w:sz w:val="22"/>
-          <w:szCs w:val="22"/>
-        </w:rPr>
-      </w:pPr>
-      <w:r>
-        <w:rPr>
-          <w:caps/>
-          <w:color w:val="000000" w:themeColor="text1"/>
-          <w:spacing w:val="15"/>
-          <w:sz w:val="22"/>
-          <w:szCs w:val="22"/>
-        </w:rPr>
-        <w:t>In your notebook, improvement is done by:</w:t>
+          <w:rFonts w:ascii="Cambria" w:hAnsi="Cambria"/>
+          <w:caps/>
+          <w:color w:val="000000" w:themeColor="text1"/>
+          <w:spacing w:val="15"/>
+        </w:rPr>
+      </w:pPr>
+      <w:r>
+        <w:rPr>
+          <w:rFonts w:ascii="Cambria" w:hAnsi="Cambria"/>
+          <w:color w:val="000000" w:themeColor="text1"/>
+          <w:spacing w:val="15"/>
+        </w:rPr>
+        <w:t>IN YOUR NOTEBOOK, IMPROVEMENT IS DONE BY:</w:t>
       </w:r>
     </w:p>
     <w:p>
@@ -1474,22 +1409,19 @@
           <w:numId w:val="10"/>
         </w:numPr>
         <w:rPr>
-          <w:caps/>
-          <w:color w:val="000000" w:themeColor="text1"/>
-          <w:spacing w:val="15"/>
-          <w:sz w:val="22"/>
-          <w:szCs w:val="22"/>
-        </w:rPr>
-      </w:pPr>
-      <w:r>
-        <w:rPr>
-          <w:caps/>
-          <w:color w:val="000000" w:themeColor="text1"/>
-          <w:spacing w:val="15"/>
-          <w:sz w:val="22"/>
-          <w:szCs w:val="22"/>
-        </w:rPr>
-        <w:t>Changing parameters</w:t>
+          <w:rFonts w:ascii="Cambria" w:hAnsi="Cambria"/>
+          <w:caps/>
+          <w:color w:val="000000" w:themeColor="text1"/>
+          <w:spacing w:val="15"/>
+        </w:rPr>
+      </w:pPr>
+      <w:r>
+        <w:rPr>
+          <w:rFonts w:ascii="Cambria" w:hAnsi="Cambria"/>
+          <w:color w:val="000000" w:themeColor="text1"/>
+          <w:spacing w:val="15"/>
+        </w:rPr>
+        <w:t>CHANGING PARAMETERS</w:t>
       </w:r>
     </w:p>
     <w:p>
@@ -1499,143 +1431,139 @@
           <w:numId w:val="10"/>
         </w:numPr>
         <w:rPr>
-          <w:caps/>
-          <w:color w:val="000000" w:themeColor="text1"/>
-          <w:spacing w:val="15"/>
-          <w:sz w:val="22"/>
-          <w:szCs w:val="22"/>
-        </w:rPr>
-      </w:pPr>
-      <w:r>
-        <w:rPr>
-          <w:caps/>
-          <w:color w:val="000000" w:themeColor="text1"/>
-          <w:spacing w:val="15"/>
-          <w:sz w:val="22"/>
-          <w:szCs w:val="22"/>
-        </w:rPr>
-        <w:t>Trying different values (like n_estimators)</w:t>
+          <w:rFonts w:ascii="Cambria" w:hAnsi="Cambria"/>
+          <w:caps/>
+          <w:color w:val="000000" w:themeColor="text1"/>
+          <w:spacing w:val="15"/>
+        </w:rPr>
+      </w:pPr>
+      <w:r>
+        <w:rPr>
+          <w:rFonts w:ascii="Cambria" w:hAnsi="Cambria"/>
+          <w:color w:val="000000" w:themeColor="text1"/>
+          <w:spacing w:val="15"/>
+        </w:rPr>
+        <w:t>TRYING DIFFERENT VALUES (LIKE N_ESTIMATORS)</w:t>
       </w:r>
     </w:p>
     <w:p>
       <w:pPr>
         <w:pStyle w:val="Heading2"/>
-      </w:pPr>
-      <w:r>
-        <w:t>Example</w:t>
-      </w:r>
-    </w:p>
-    <w:p>
-      <w:pPr>
-        <w:rPr>
-          <w:caps/>
-          <w:color w:val="000000" w:themeColor="text1"/>
-          <w:spacing w:val="15"/>
-          <w:sz w:val="22"/>
-          <w:szCs w:val="22"/>
-        </w:rPr>
-      </w:pPr>
-      <w:r>
-        <w:rPr>
-          <w:caps/>
-          <w:color w:val="000000" w:themeColor="text1"/>
-          <w:spacing w:val="15"/>
-          <w:sz w:val="22"/>
-          <w:szCs w:val="22"/>
-        </w:rPr>
-        <w:t>for i in range(10, 200, 10):</w:t>
-      </w:r>
-    </w:p>
-    <w:p>
-      <w:pPr>
-        <w:rPr>
-          <w:caps/>
-          <w:color w:val="000000" w:themeColor="text1"/>
-          <w:spacing w:val="15"/>
-          <w:sz w:val="22"/>
-          <w:szCs w:val="22"/>
-        </w:rPr>
-      </w:pPr>
-      <w:r>
-        <w:rPr>
-          <w:caps/>
-          <w:color w:val="000000" w:themeColor="text1"/>
-          <w:spacing w:val="15"/>
-          <w:sz w:val="22"/>
-          <w:szCs w:val="22"/>
-        </w:rPr>
-        <w:t xml:space="preserve">    model = RandomForestClassifier(n_estimators=i)</w:t>
-      </w:r>
-    </w:p>
-    <w:p>
-      <w:pPr>
-        <w:rPr>
-          <w:caps/>
-          <w:color w:val="000000" w:themeColor="text1"/>
-          <w:spacing w:val="15"/>
-          <w:sz w:val="22"/>
-          <w:szCs w:val="22"/>
-        </w:rPr>
-      </w:pPr>
-      <w:r>
-        <w:rPr>
-          <w:caps/>
-          <w:color w:val="000000" w:themeColor="text1"/>
-          <w:spacing w:val="15"/>
-          <w:sz w:val="22"/>
-          <w:szCs w:val="22"/>
-        </w:rPr>
-        <w:t xml:space="preserve">    model.fit(X_train, y_train)</w:t>
-      </w:r>
-    </w:p>
-    <w:p>
-      <w:pPr>
-        <w:rPr>
-          <w:caps/>
-          <w:color w:val="000000" w:themeColor="text1"/>
-          <w:spacing w:val="15"/>
-          <w:sz w:val="22"/>
-          <w:szCs w:val="22"/>
-        </w:rPr>
-      </w:pPr>
-      <w:r>
-        <w:rPr>
-          <w:caps/>
-          <w:color w:val="000000" w:themeColor="text1"/>
-          <w:spacing w:val="15"/>
-          <w:sz w:val="22"/>
-          <w:szCs w:val="22"/>
-        </w:rPr>
-        <w:t xml:space="preserve">    score = model.score(X_test, y_test)</w:t>
-      </w:r>
-    </w:p>
-    <w:p>
-      <w:pPr>
-        <w:rPr>
-          <w:caps/>
-          <w:color w:val="000000" w:themeColor="text1"/>
-          <w:spacing w:val="15"/>
-          <w:sz w:val="22"/>
-          <w:szCs w:val="22"/>
-        </w:rPr>
-      </w:pPr>
-      <w:r>
-        <w:rPr>
-          <w:caps/>
-          <w:color w:val="000000" w:themeColor="text1"/>
-          <w:spacing w:val="15"/>
-          <w:sz w:val="22"/>
-          <w:szCs w:val="22"/>
-        </w:rPr>
-        <w:t xml:space="preserve">    print(i, score)</w:t>
+        <w:rPr>
+          <w:rFonts w:ascii="Cambria" w:hAnsi="Cambria"/>
+        </w:rPr>
+      </w:pPr>
+      <w:r>
+        <w:rPr>
+          <w:rFonts w:ascii="Cambria" w:hAnsi="Cambria"/>
+          <w:caps w:val="0"/>
+        </w:rPr>
+        <w:t>EXAMPLE</w:t>
+      </w:r>
+    </w:p>
+    <w:p>
+      <w:pPr>
+        <w:rPr>
+          <w:rFonts w:ascii="Cambria" w:hAnsi="Cambria"/>
+          <w:caps/>
+          <w:color w:val="000000" w:themeColor="text1"/>
+          <w:spacing w:val="15"/>
+        </w:rPr>
+      </w:pPr>
+      <w:r>
+        <w:rPr>
+          <w:rFonts w:ascii="Cambria" w:hAnsi="Cambria"/>
+          <w:color w:val="000000" w:themeColor="text1"/>
+          <w:spacing w:val="15"/>
+        </w:rPr>
+        <w:t>FOR I IN RANGE(10, 200, 10):</w:t>
+      </w:r>
+    </w:p>
+    <w:p>
+      <w:pPr>
+        <w:rPr>
+          <w:rFonts w:ascii="Cambria" w:hAnsi="Cambria"/>
+          <w:caps/>
+          <w:color w:val="000000" w:themeColor="text1"/>
+          <w:spacing w:val="15"/>
+        </w:rPr>
+      </w:pPr>
+      <w:r>
+        <w:rPr>
+          <w:rFonts w:ascii="Cambria" w:hAnsi="Cambria"/>
+          <w:color w:val="000000" w:themeColor="text1"/>
+          <w:spacing w:val="15"/>
+        </w:rPr>
+        <w:t xml:space="preserve">    MODEL = RANDOMFORESTCLASSIFIER(N_ESTIMATORS=I)</w:t>
+      </w:r>
+    </w:p>
+    <w:p>
+      <w:pPr>
+        <w:rPr>
+          <w:rFonts w:ascii="Cambria" w:hAnsi="Cambria"/>
+          <w:caps/>
+          <w:color w:val="000000" w:themeColor="text1"/>
+          <w:spacing w:val="15"/>
+        </w:rPr>
+      </w:pPr>
+      <w:r>
+        <w:rPr>
+          <w:rFonts w:ascii="Cambria" w:hAnsi="Cambria"/>
+          <w:color w:val="000000" w:themeColor="text1"/>
+          <w:spacing w:val="15"/>
+        </w:rPr>
+        <w:t xml:space="preserve">    MODEL.FIT(X_TRAIN, Y_TRAIN)</w:t>
+      </w:r>
+    </w:p>
+    <w:p>
+      <w:pPr>
+        <w:rPr>
+          <w:rFonts w:ascii="Cambria" w:hAnsi="Cambria"/>
+          <w:caps/>
+          <w:color w:val="000000" w:themeColor="text1"/>
+          <w:spacing w:val="15"/>
+        </w:rPr>
+      </w:pPr>
+      <w:r>
+        <w:rPr>
+          <w:rFonts w:ascii="Cambria" w:hAnsi="Cambria"/>
+          <w:color w:val="000000" w:themeColor="text1"/>
+          <w:spacing w:val="15"/>
+        </w:rPr>
+        <w:t xml:space="preserve">    SCORE = MODEL.SCORE(X_TEST, Y_TEST)</w:t>
+      </w:r>
+    </w:p>
+    <w:p>
+      <w:pPr>
+        <w:rPr>
+          <w:rFonts w:ascii="Cambria" w:hAnsi="Cambria"/>
+          <w:caps/>
+          <w:color w:val="000000" w:themeColor="text1"/>
+          <w:spacing w:val="15"/>
+        </w:rPr>
+      </w:pPr>
+      <w:r>
+        <w:rPr>
+          <w:rFonts w:ascii="Cambria" w:hAnsi="Cambria"/>
+          <w:color w:val="000000" w:themeColor="text1"/>
+          <w:spacing w:val="15"/>
+        </w:rPr>
+        <w:t xml:space="preserve">    PRINT(I, SCORE)</w:t>
       </w:r>
     </w:p>
     <w:p>
       <w:pPr>
         <w:pStyle w:val="Heading2"/>
-      </w:pPr>
-      <w:r>
-        <w:t>Why do this?</w:t>
+        <w:rPr>
+          <w:rFonts w:ascii="Cambria" w:hAnsi="Cambria"/>
+        </w:rPr>
+      </w:pPr>
+      <w:r>
+        <w:rPr>
+          <w:rFonts w:ascii="Cambria" w:hAnsi="Cambria"/>
+          <w:caps w:val="0"/>
+        </w:rPr>
+        <w:t>WHY DO THIS?</w:t>
       </w:r>
     </w:p>
     <w:p>
@@ -1645,22 +1573,19 @@
           <w:numId w:val="11"/>
         </w:numPr>
         <w:rPr>
-          <w:caps/>
-          <w:color w:val="000000" w:themeColor="text1"/>
-          <w:spacing w:val="15"/>
-          <w:sz w:val="22"/>
-          <w:szCs w:val="22"/>
-        </w:rPr>
-      </w:pPr>
-      <w:r>
-        <w:rPr>
-          <w:caps/>
-          <w:color w:val="000000" w:themeColor="text1"/>
-          <w:spacing w:val="15"/>
-          <w:sz w:val="22"/>
-          <w:szCs w:val="22"/>
-        </w:rPr>
-        <w:t>To find best accuracy</w:t>
+          <w:rFonts w:ascii="Cambria" w:hAnsi="Cambria"/>
+          <w:caps/>
+          <w:color w:val="000000" w:themeColor="text1"/>
+          <w:spacing w:val="15"/>
+        </w:rPr>
+      </w:pPr>
+      <w:r>
+        <w:rPr>
+          <w:rFonts w:ascii="Cambria" w:hAnsi="Cambria"/>
+          <w:color w:val="000000" w:themeColor="text1"/>
+          <w:spacing w:val="15"/>
+        </w:rPr>
+        <w:t>TO FIND BEST ACCURACY</w:t>
       </w:r>
     </w:p>
     <w:p>
@@ -1670,63 +1595,53 @@
           <w:numId w:val="11"/>
         </w:numPr>
         <w:rPr>
-          <w:caps/>
-          <w:color w:val="000000" w:themeColor="text1"/>
-          <w:spacing w:val="15"/>
-          <w:sz w:val="22"/>
-          <w:szCs w:val="22"/>
-        </w:rPr>
-      </w:pPr>
-      <w:r>
-        <w:rPr>
-          <w:caps/>
-          <w:color w:val="000000" w:themeColor="text1"/>
-          <w:spacing w:val="15"/>
-          <w:sz w:val="22"/>
-          <w:szCs w:val="22"/>
-        </w:rPr>
-        <w:t>To reduce underfitting or overfitting</w:t>
-      </w:r>
-    </w:p>
-    <w:p>
-      <w:pPr>
-        <w:rPr>
-          <w:caps/>
-          <w:color w:val="000000" w:themeColor="text1"/>
-          <w:spacing w:val="15"/>
-          <w:sz w:val="22"/>
-          <w:szCs w:val="22"/>
-        </w:rPr>
-      </w:pPr>
-      <w:r>
-        <w:rPr>
-          <w:caps/>
-          <w:color w:val="000000" w:themeColor="text1"/>
-          <w:spacing w:val="15"/>
-          <w:sz w:val="22"/>
-          <w:szCs w:val="22"/>
-        </w:rPr>
-        <w:t xml:space="preserve">This process is called </w:t>
-      </w:r>
-      <w:r>
-        <w:rPr>
+          <w:rFonts w:ascii="Cambria" w:hAnsi="Cambria"/>
+          <w:caps/>
+          <w:color w:val="000000" w:themeColor="text1"/>
+          <w:spacing w:val="15"/>
+        </w:rPr>
+      </w:pPr>
+      <w:r>
+        <w:rPr>
+          <w:rFonts w:ascii="Cambria" w:hAnsi="Cambria"/>
+          <w:color w:val="000000" w:themeColor="text1"/>
+          <w:spacing w:val="15"/>
+        </w:rPr>
+        <w:t>TO REDUCE UNDERFITTING OR OVERFITTING</w:t>
+      </w:r>
+    </w:p>
+    <w:p>
+      <w:pPr>
+        <w:rPr>
+          <w:rFonts w:ascii="Cambria" w:hAnsi="Cambria"/>
+          <w:caps/>
+          <w:color w:val="000000" w:themeColor="text1"/>
+          <w:spacing w:val="15"/>
+        </w:rPr>
+      </w:pPr>
+      <w:r>
+        <w:rPr>
+          <w:rFonts w:ascii="Cambria" w:hAnsi="Cambria"/>
+          <w:color w:val="000000" w:themeColor="text1"/>
+          <w:spacing w:val="15"/>
+        </w:rPr>
+        <w:t xml:space="preserve">THIS PROCESS IS CALLED </w:t>
+      </w:r>
+      <w:r>
+        <w:rPr>
+          <w:rFonts w:ascii="Cambria" w:hAnsi="Cambria"/>
           <w:b/>
           <w:bCs/>
-          <w:caps/>
-          <w:color w:val="000000" w:themeColor="text1"/>
-          <w:spacing w:val="15"/>
-          <w:sz w:val="22"/>
-          <w:szCs w:val="22"/>
-        </w:rPr>
-        <w:t>model tuning</w:t>
-      </w:r>
-      <w:r>
-        <w:rPr>
-          <w:caps/>
-          <w:color w:val="000000" w:themeColor="text1"/>
-          <w:spacing w:val="15"/>
-          <w:sz w:val="22"/>
-          <w:szCs w:val="22"/>
+          <w:color w:val="000000" w:themeColor="text1"/>
+          <w:spacing w:val="15"/>
+        </w:rPr>
+        <w:t>MODEL TUNING</w:t>
+      </w:r>
+      <w:r>
+        <w:rPr>
+          <w:rFonts w:ascii="Cambria" w:hAnsi="Cambria"/>
+          <w:color w:val="000000" w:themeColor="text1"/>
+          <w:spacing w:val="15"/>
         </w:rPr>
         <w:t>.</w:t>
       </w:r>
@@ -1734,140 +1649,155 @@
     <w:p>
       <w:pPr>
         <w:pStyle w:val="Heading1"/>
-      </w:pPr>
-      <w:r>
-        <w:t>Save the Model</w:t>
-      </w:r>
-    </w:p>
-    <w:p>
-      <w:pPr>
-        <w:rPr>
-          <w:caps/>
-          <w:color w:val="000000" w:themeColor="text1"/>
-          <w:spacing w:val="15"/>
-          <w:sz w:val="22"/>
-          <w:szCs w:val="22"/>
-        </w:rPr>
-      </w:pPr>
-      <w:r>
-        <w:rPr>
-          <w:caps/>
-          <w:color w:val="000000" w:themeColor="text1"/>
-          <w:spacing w:val="15"/>
-          <w:sz w:val="22"/>
-          <w:szCs w:val="22"/>
-        </w:rPr>
-        <w:t xml:space="preserve">Once the model works well, we </w:t>
-      </w:r>
-      <w:r>
-        <w:rPr>
+        <w:rPr>
+          <w:rFonts w:ascii="Cambria" w:hAnsi="Cambria"/>
+          <w:sz w:val="20"/>
+          <w:szCs w:val="20"/>
+        </w:rPr>
+      </w:pPr>
+      <w:r>
+        <w:rPr>
+          <w:rFonts w:ascii="Cambria" w:hAnsi="Cambria"/>
+          <w:caps w:val="0"/>
+          <w:sz w:val="20"/>
+          <w:szCs w:val="20"/>
+        </w:rPr>
+        <w:t>SAVE THE MODEL</w:t>
+      </w:r>
+    </w:p>
+    <w:p>
+      <w:pPr>
+        <w:rPr>
+          <w:rFonts w:ascii="Cambria" w:hAnsi="Cambria"/>
+          <w:caps/>
+          <w:color w:val="000000" w:themeColor="text1"/>
+          <w:spacing w:val="15"/>
+        </w:rPr>
+      </w:pPr>
+      <w:r>
+        <w:rPr>
+          <w:rFonts w:ascii="Cambria" w:hAnsi="Cambria"/>
+          <w:color w:val="000000" w:themeColor="text1"/>
+          <w:spacing w:val="15"/>
+        </w:rPr>
+        <w:t xml:space="preserve">ONCE THE MODEL WORKS WELL, WE </w:t>
+      </w:r>
+      <w:r>
+        <w:rPr>
+          <w:rFonts w:ascii="Cambria" w:hAnsi="Cambria"/>
           <w:b/>
           <w:bCs/>
-          <w:caps/>
-          <w:color w:val="000000" w:themeColor="text1"/>
-          <w:spacing w:val="15"/>
-          <w:sz w:val="22"/>
-          <w:szCs w:val="22"/>
-        </w:rPr>
-        <w:t>save it</w:t>
-      </w:r>
-      <w:r>
-        <w:rPr>
-          <w:caps/>
-          <w:color w:val="000000" w:themeColor="text1"/>
-          <w:spacing w:val="15"/>
-          <w:sz w:val="22"/>
-          <w:szCs w:val="22"/>
-        </w:rPr>
-        <w:t xml:space="preserve"> so we don’t train again.</w:t>
+          <w:color w:val="000000" w:themeColor="text1"/>
+          <w:spacing w:val="15"/>
+        </w:rPr>
+        <w:t>SAVE IT</w:t>
+      </w:r>
+      <w:r>
+        <w:rPr>
+          <w:rFonts w:ascii="Cambria" w:hAnsi="Cambria"/>
+          <w:color w:val="000000" w:themeColor="text1"/>
+          <w:spacing w:val="15"/>
+        </w:rPr>
+        <w:t xml:space="preserve"> SO WE DON’T TRAIN AGAIN.</w:t>
       </w:r>
     </w:p>
     <w:p>
       <w:pPr>
         <w:pStyle w:val="Heading2"/>
-      </w:pPr>
-      <w:r>
-        <w:t>Common method</w:t>
-      </w:r>
-    </w:p>
-    <w:p>
-      <w:pPr>
-        <w:rPr>
-          <w:caps/>
-          <w:color w:val="000000" w:themeColor="text1"/>
-          <w:spacing w:val="15"/>
-          <w:sz w:val="22"/>
-          <w:szCs w:val="22"/>
-        </w:rPr>
-      </w:pPr>
-      <w:r>
-        <w:rPr>
-          <w:caps/>
-          <w:color w:val="000000" w:themeColor="text1"/>
-          <w:spacing w:val="15"/>
-          <w:sz w:val="22"/>
-          <w:szCs w:val="22"/>
-        </w:rPr>
-        <w:t>import joblib</w:t>
-      </w:r>
-    </w:p>
-    <w:p>
-      <w:pPr>
-        <w:rPr>
-          <w:caps/>
-          <w:color w:val="000000" w:themeColor="text1"/>
-          <w:spacing w:val="15"/>
-          <w:sz w:val="22"/>
-          <w:szCs w:val="22"/>
-        </w:rPr>
-      </w:pPr>
-      <w:r>
-        <w:rPr>
-          <w:caps/>
-          <w:color w:val="000000" w:themeColor="text1"/>
-          <w:spacing w:val="15"/>
-          <w:sz w:val="22"/>
-          <w:szCs w:val="22"/>
-        </w:rPr>
-        <w:lastRenderedPageBreak/>
-        <w:t>joblib.dump(model, 'model.pkl')</w:t>
+        <w:rPr>
+          <w:rFonts w:ascii="Cambria" w:hAnsi="Cambria"/>
+        </w:rPr>
+      </w:pPr>
+      <w:r>
+        <w:rPr>
+          <w:rFonts w:ascii="Cambria" w:hAnsi="Cambria"/>
+          <w:caps w:val="0"/>
+        </w:rPr>
+        <w:t>COMMON METHOD</w:t>
+      </w:r>
+    </w:p>
+    <w:p>
+      <w:pPr>
+        <w:rPr>
+          <w:rFonts w:ascii="Cambria" w:hAnsi="Cambria"/>
+          <w:caps/>
+          <w:color w:val="000000" w:themeColor="text1"/>
+          <w:spacing w:val="15"/>
+        </w:rPr>
+      </w:pPr>
+      <w:r>
+        <w:rPr>
+          <w:rFonts w:ascii="Cambria" w:hAnsi="Cambria"/>
+          <w:color w:val="000000" w:themeColor="text1"/>
+          <w:spacing w:val="15"/>
+        </w:rPr>
+        <w:t>IMPORT JOBLIB</w:t>
+      </w:r>
+    </w:p>
+    <w:p>
+      <w:pPr>
+        <w:rPr>
+          <w:rFonts w:ascii="Cambria" w:hAnsi="Cambria"/>
+          <w:caps/>
+          <w:color w:val="000000" w:themeColor="text1"/>
+          <w:spacing w:val="15"/>
+        </w:rPr>
+      </w:pPr>
+      <w:r>
+        <w:rPr>
+          <w:rFonts w:ascii="Cambria" w:hAnsi="Cambria"/>
+          <w:color w:val="000000" w:themeColor="text1"/>
+          <w:spacing w:val="15"/>
+        </w:rPr>
+        <w:t>JOBLIB.DUMP(MODEL, 'MODEL.PKL')</w:t>
       </w:r>
     </w:p>
     <w:p>
       <w:pPr>
         <w:pStyle w:val="Heading2"/>
-      </w:pPr>
-      <w:r>
-        <w:t>To load later</w:t>
-      </w:r>
-    </w:p>
-    <w:p>
-      <w:pPr>
-        <w:rPr>
-          <w:caps/>
-          <w:color w:val="000000" w:themeColor="text1"/>
-          <w:spacing w:val="15"/>
-          <w:sz w:val="22"/>
-          <w:szCs w:val="22"/>
-        </w:rPr>
-      </w:pPr>
-      <w:r>
-        <w:rPr>
-          <w:caps/>
-          <w:color w:val="000000" w:themeColor="text1"/>
-          <w:spacing w:val="15"/>
-          <w:sz w:val="22"/>
-          <w:szCs w:val="22"/>
-        </w:rPr>
-        <w:t>loaded_model = joblib.load('model.pkl')</w:t>
+        <w:rPr>
+          <w:rFonts w:ascii="Cambria" w:hAnsi="Cambria"/>
+        </w:rPr>
+      </w:pPr>
+      <w:r>
+        <w:rPr>
+          <w:rFonts w:ascii="Cambria" w:hAnsi="Cambria"/>
+          <w:caps w:val="0"/>
+        </w:rPr>
+        <w:t>TO LOAD LATER</w:t>
+      </w:r>
+    </w:p>
+    <w:p>
+      <w:pPr>
+        <w:rPr>
+          <w:rFonts w:ascii="Cambria" w:hAnsi="Cambria"/>
+          <w:caps/>
+          <w:color w:val="000000" w:themeColor="text1"/>
+          <w:spacing w:val="15"/>
+        </w:rPr>
+      </w:pPr>
+      <w:r>
+        <w:rPr>
+          <w:rFonts w:ascii="Cambria" w:hAnsi="Cambria"/>
+          <w:color w:val="000000" w:themeColor="text1"/>
+          <w:spacing w:val="15"/>
+        </w:rPr>
+        <w:t>LOADED_MODEL = JOBLIB.LOAD('MODEL.PKL')</w:t>
       </w:r>
     </w:p>
     <w:p>
       <w:pPr>
         <w:pStyle w:val="Heading2"/>
-      </w:pPr>
-      <w:r>
-        <w:t>Why save?</w:t>
+        <w:rPr>
+          <w:rFonts w:ascii="Cambria" w:hAnsi="Cambria"/>
+        </w:rPr>
+      </w:pPr>
+      <w:r>
+        <w:rPr>
+          <w:rFonts w:ascii="Cambria" w:hAnsi="Cambria"/>
+          <w:caps w:val="0"/>
+        </w:rPr>
+        <w:t>WHY SAVE?</w:t>
       </w:r>
     </w:p>
     <w:p>
@@ -1877,22 +1807,19 @@
           <w:numId w:val="12"/>
         </w:numPr>
         <w:rPr>
-          <w:caps/>
-          <w:color w:val="000000" w:themeColor="text1"/>
-          <w:spacing w:val="15"/>
-          <w:sz w:val="22"/>
-          <w:szCs w:val="22"/>
-        </w:rPr>
-      </w:pPr>
-      <w:r>
-        <w:rPr>
-          <w:caps/>
-          <w:color w:val="000000" w:themeColor="text1"/>
-          <w:spacing w:val="15"/>
-          <w:sz w:val="22"/>
-          <w:szCs w:val="22"/>
-        </w:rPr>
-        <w:t>Saves time</w:t>
+          <w:rFonts w:ascii="Cambria" w:hAnsi="Cambria"/>
+          <w:caps/>
+          <w:color w:val="000000" w:themeColor="text1"/>
+          <w:spacing w:val="15"/>
+        </w:rPr>
+      </w:pPr>
+      <w:r>
+        <w:rPr>
+          <w:rFonts w:ascii="Cambria" w:hAnsi="Cambria"/>
+          <w:color w:val="000000" w:themeColor="text1"/>
+          <w:spacing w:val="15"/>
+        </w:rPr>
+        <w:t>SAVES TIME</w:t>
       </w:r>
     </w:p>
     <w:p>
@@ -1902,22 +1829,19 @@
           <w:numId w:val="12"/>
         </w:numPr>
         <w:rPr>
-          <w:caps/>
-          <w:color w:val="000000" w:themeColor="text1"/>
-          <w:spacing w:val="15"/>
-          <w:sz w:val="22"/>
-          <w:szCs w:val="22"/>
-        </w:rPr>
-      </w:pPr>
-      <w:r>
-        <w:rPr>
-          <w:caps/>
-          <w:color w:val="000000" w:themeColor="text1"/>
-          <w:spacing w:val="15"/>
-          <w:sz w:val="22"/>
-          <w:szCs w:val="22"/>
-        </w:rPr>
-        <w:t>Used in real applications</w:t>
+          <w:rFonts w:ascii="Cambria" w:hAnsi="Cambria"/>
+          <w:caps/>
+          <w:color w:val="000000" w:themeColor="text1"/>
+          <w:spacing w:val="15"/>
+        </w:rPr>
+      </w:pPr>
+      <w:r>
+        <w:rPr>
+          <w:rFonts w:ascii="Cambria" w:hAnsi="Cambria"/>
+          <w:color w:val="000000" w:themeColor="text1"/>
+          <w:spacing w:val="15"/>
+        </w:rPr>
+        <w:t>USED IN REAL APPLICATIONS</w:t>
       </w:r>
     </w:p>
     <w:p>
@@ -1927,30 +1851,39 @@
           <w:numId w:val="12"/>
         </w:numPr>
         <w:rPr>
-          <w:caps/>
-          <w:color w:val="000000" w:themeColor="text1"/>
-          <w:spacing w:val="15"/>
-          <w:sz w:val="22"/>
-          <w:szCs w:val="22"/>
-        </w:rPr>
-      </w:pPr>
-      <w:r>
-        <w:rPr>
-          <w:caps/>
-          <w:color w:val="000000" w:themeColor="text1"/>
-          <w:spacing w:val="15"/>
-          <w:sz w:val="22"/>
-          <w:szCs w:val="22"/>
-        </w:rPr>
-        <w:t>Model can be deployed</w:t>
+          <w:rFonts w:ascii="Cambria" w:hAnsi="Cambria"/>
+          <w:caps/>
+          <w:color w:val="000000" w:themeColor="text1"/>
+          <w:spacing w:val="15"/>
+        </w:rPr>
+      </w:pPr>
+      <w:r>
+        <w:rPr>
+          <w:rFonts w:ascii="Cambria" w:hAnsi="Cambria"/>
+          <w:color w:val="000000" w:themeColor="text1"/>
+          <w:spacing w:val="15"/>
+        </w:rPr>
+        <w:lastRenderedPageBreak/>
+        <w:t>MODEL CAN BE DEPLOYED</w:t>
       </w:r>
     </w:p>
     <w:p>
       <w:pPr>
         <w:pStyle w:val="Heading1"/>
-      </w:pPr>
-      <w:r>
-        <w:t xml:space="preserve">Complete sklearn ML Flow </w:t>
+        <w:rPr>
+          <w:rFonts w:ascii="Cambria" w:hAnsi="Cambria"/>
+          <w:sz w:val="20"/>
+          <w:szCs w:val="20"/>
+        </w:rPr>
+      </w:pPr>
+      <w:r>
+        <w:rPr>
+          <w:rFonts w:ascii="Cambria" w:hAnsi="Cambria"/>
+          <w:caps w:val="0"/>
+          <w:sz w:val="20"/>
+          <w:szCs w:val="20"/>
+        </w:rPr>
+        <w:t xml:space="preserve">COMPLETE SKLEARN ML FLOW </w:t>
       </w:r>
     </w:p>
     <w:p>
@@ -1960,22 +1893,19 @@
           <w:numId w:val="13"/>
         </w:numPr>
         <w:rPr>
-          <w:caps/>
-          <w:color w:val="000000" w:themeColor="text1"/>
-          <w:spacing w:val="15"/>
-          <w:sz w:val="22"/>
-          <w:szCs w:val="22"/>
-        </w:rPr>
-      </w:pPr>
-      <w:r>
-        <w:rPr>
-          <w:caps/>
-          <w:color w:val="000000" w:themeColor="text1"/>
-          <w:spacing w:val="15"/>
-          <w:sz w:val="22"/>
-          <w:szCs w:val="22"/>
-        </w:rPr>
-        <w:t>Import libraries</w:t>
+          <w:rFonts w:ascii="Cambria" w:hAnsi="Cambria"/>
+          <w:caps/>
+          <w:color w:val="000000" w:themeColor="text1"/>
+          <w:spacing w:val="15"/>
+        </w:rPr>
+      </w:pPr>
+      <w:r>
+        <w:rPr>
+          <w:rFonts w:ascii="Cambria" w:hAnsi="Cambria"/>
+          <w:color w:val="000000" w:themeColor="text1"/>
+          <w:spacing w:val="15"/>
+        </w:rPr>
+        <w:t>IMPORT LIBRARIES</w:t>
       </w:r>
     </w:p>
     <w:p>
@@ -1985,22 +1915,19 @@
           <w:numId w:val="13"/>
         </w:numPr>
         <w:rPr>
-          <w:caps/>
-          <w:color w:val="000000" w:themeColor="text1"/>
-          <w:spacing w:val="15"/>
-          <w:sz w:val="22"/>
-          <w:szCs w:val="22"/>
-        </w:rPr>
-      </w:pPr>
-      <w:r>
-        <w:rPr>
-          <w:caps/>
-          <w:color w:val="000000" w:themeColor="text1"/>
-          <w:spacing w:val="15"/>
-          <w:sz w:val="22"/>
-          <w:szCs w:val="22"/>
-        </w:rPr>
-        <w:t>Load data</w:t>
+          <w:rFonts w:ascii="Cambria" w:hAnsi="Cambria"/>
+          <w:caps/>
+          <w:color w:val="000000" w:themeColor="text1"/>
+          <w:spacing w:val="15"/>
+        </w:rPr>
+      </w:pPr>
+      <w:r>
+        <w:rPr>
+          <w:rFonts w:ascii="Cambria" w:hAnsi="Cambria"/>
+          <w:color w:val="000000" w:themeColor="text1"/>
+          <w:spacing w:val="15"/>
+        </w:rPr>
+        <w:t>LOAD DATA</w:t>
       </w:r>
     </w:p>
     <w:p>
@@ -2010,22 +1937,19 @@
           <w:numId w:val="13"/>
         </w:numPr>
         <w:rPr>
-          <w:caps/>
-          <w:color w:val="000000" w:themeColor="text1"/>
-          <w:spacing w:val="15"/>
-          <w:sz w:val="22"/>
-          <w:szCs w:val="22"/>
-        </w:rPr>
-      </w:pPr>
-      <w:r>
-        <w:rPr>
-          <w:caps/>
-          <w:color w:val="000000" w:themeColor="text1"/>
-          <w:spacing w:val="15"/>
-          <w:sz w:val="22"/>
-          <w:szCs w:val="22"/>
-        </w:rPr>
-        <w:t>Prepare data</w:t>
+          <w:rFonts w:ascii="Cambria" w:hAnsi="Cambria"/>
+          <w:caps/>
+          <w:color w:val="000000" w:themeColor="text1"/>
+          <w:spacing w:val="15"/>
+        </w:rPr>
+      </w:pPr>
+      <w:r>
+        <w:rPr>
+          <w:rFonts w:ascii="Cambria" w:hAnsi="Cambria"/>
+          <w:color w:val="000000" w:themeColor="text1"/>
+          <w:spacing w:val="15"/>
+        </w:rPr>
+        <w:t>PREPARE DATA</w:t>
       </w:r>
     </w:p>
     <w:p>
@@ -2035,22 +1959,19 @@
           <w:numId w:val="13"/>
         </w:numPr>
         <w:rPr>
-          <w:caps/>
-          <w:color w:val="000000" w:themeColor="text1"/>
-          <w:spacing w:val="15"/>
-          <w:sz w:val="22"/>
-          <w:szCs w:val="22"/>
-        </w:rPr>
-      </w:pPr>
-      <w:r>
-        <w:rPr>
-          <w:caps/>
-          <w:color w:val="000000" w:themeColor="text1"/>
-          <w:spacing w:val="15"/>
-          <w:sz w:val="22"/>
-          <w:szCs w:val="22"/>
-        </w:rPr>
-        <w:t>Split data</w:t>
+          <w:rFonts w:ascii="Cambria" w:hAnsi="Cambria"/>
+          <w:caps/>
+          <w:color w:val="000000" w:themeColor="text1"/>
+          <w:spacing w:val="15"/>
+        </w:rPr>
+      </w:pPr>
+      <w:r>
+        <w:rPr>
+          <w:rFonts w:ascii="Cambria" w:hAnsi="Cambria"/>
+          <w:color w:val="000000" w:themeColor="text1"/>
+          <w:spacing w:val="15"/>
+        </w:rPr>
+        <w:t>SPLIT DATA</w:t>
       </w:r>
     </w:p>
     <w:p>
@@ -2060,22 +1981,19 @@
           <w:numId w:val="13"/>
         </w:numPr>
         <w:rPr>
-          <w:caps/>
-          <w:color w:val="000000" w:themeColor="text1"/>
-          <w:spacing w:val="15"/>
-          <w:sz w:val="22"/>
-          <w:szCs w:val="22"/>
-        </w:rPr>
-      </w:pPr>
-      <w:r>
-        <w:rPr>
-          <w:caps/>
-          <w:color w:val="000000" w:themeColor="text1"/>
-          <w:spacing w:val="15"/>
-          <w:sz w:val="22"/>
-          <w:szCs w:val="22"/>
-        </w:rPr>
-        <w:t>Choose model</w:t>
+          <w:rFonts w:ascii="Cambria" w:hAnsi="Cambria"/>
+          <w:caps/>
+          <w:color w:val="000000" w:themeColor="text1"/>
+          <w:spacing w:val="15"/>
+        </w:rPr>
+      </w:pPr>
+      <w:r>
+        <w:rPr>
+          <w:rFonts w:ascii="Cambria" w:hAnsi="Cambria"/>
+          <w:color w:val="000000" w:themeColor="text1"/>
+          <w:spacing w:val="15"/>
+        </w:rPr>
+        <w:t>CHOOSE MODEL</w:t>
       </w:r>
     </w:p>
     <w:p>
@@ -2085,22 +2003,19 @@
           <w:numId w:val="13"/>
         </w:numPr>
         <w:rPr>
-          <w:caps/>
-          <w:color w:val="000000" w:themeColor="text1"/>
-          <w:spacing w:val="15"/>
-          <w:sz w:val="22"/>
-          <w:szCs w:val="22"/>
-        </w:rPr>
-      </w:pPr>
-      <w:r>
-        <w:rPr>
-          <w:caps/>
-          <w:color w:val="000000" w:themeColor="text1"/>
-          <w:spacing w:val="15"/>
-          <w:sz w:val="22"/>
-          <w:szCs w:val="22"/>
-        </w:rPr>
-        <w:t>Fit model</w:t>
+          <w:rFonts w:ascii="Cambria" w:hAnsi="Cambria"/>
+          <w:caps/>
+          <w:color w:val="000000" w:themeColor="text1"/>
+          <w:spacing w:val="15"/>
+        </w:rPr>
+      </w:pPr>
+      <w:r>
+        <w:rPr>
+          <w:rFonts w:ascii="Cambria" w:hAnsi="Cambria"/>
+          <w:color w:val="000000" w:themeColor="text1"/>
+          <w:spacing w:val="15"/>
+        </w:rPr>
+        <w:t>FIT MODEL</w:t>
       </w:r>
     </w:p>
     <w:p>
@@ -2110,22 +2025,19 @@
           <w:numId w:val="13"/>
         </w:numPr>
         <w:rPr>
-          <w:caps/>
-          <w:color w:val="000000" w:themeColor="text1"/>
-          <w:spacing w:val="15"/>
-          <w:sz w:val="22"/>
-          <w:szCs w:val="22"/>
-        </w:rPr>
-      </w:pPr>
-      <w:r>
-        <w:rPr>
-          <w:caps/>
-          <w:color w:val="000000" w:themeColor="text1"/>
-          <w:spacing w:val="15"/>
-          <w:sz w:val="22"/>
-          <w:szCs w:val="22"/>
-        </w:rPr>
-        <w:t>Evaluate model</w:t>
+          <w:rFonts w:ascii="Cambria" w:hAnsi="Cambria"/>
+          <w:caps/>
+          <w:color w:val="000000" w:themeColor="text1"/>
+          <w:spacing w:val="15"/>
+        </w:rPr>
+      </w:pPr>
+      <w:r>
+        <w:rPr>
+          <w:rFonts w:ascii="Cambria" w:hAnsi="Cambria"/>
+          <w:color w:val="000000" w:themeColor="text1"/>
+          <w:spacing w:val="15"/>
+        </w:rPr>
+        <w:t>EVALUATE MODEL</w:t>
       </w:r>
     </w:p>
     <w:p>
@@ -2135,22 +2047,19 @@
           <w:numId w:val="13"/>
         </w:numPr>
         <w:rPr>
-          <w:caps/>
-          <w:color w:val="000000" w:themeColor="text1"/>
-          <w:spacing w:val="15"/>
-          <w:sz w:val="22"/>
-          <w:szCs w:val="22"/>
-        </w:rPr>
-      </w:pPr>
-      <w:r>
-        <w:rPr>
-          <w:caps/>
-          <w:color w:val="000000" w:themeColor="text1"/>
-          <w:spacing w:val="15"/>
-          <w:sz w:val="22"/>
-          <w:szCs w:val="22"/>
-        </w:rPr>
-        <w:t>Improve model</w:t>
+          <w:rFonts w:ascii="Cambria" w:hAnsi="Cambria"/>
+          <w:caps/>
+          <w:color w:val="000000" w:themeColor="text1"/>
+          <w:spacing w:val="15"/>
+        </w:rPr>
+      </w:pPr>
+      <w:r>
+        <w:rPr>
+          <w:rFonts w:ascii="Cambria" w:hAnsi="Cambria"/>
+          <w:color w:val="000000" w:themeColor="text1"/>
+          <w:spacing w:val="15"/>
+        </w:rPr>
+        <w:t>IMPROVE MODEL</w:t>
       </w:r>
     </w:p>
     <w:p>
@@ -2160,27 +2069,25 @@
           <w:numId w:val="13"/>
         </w:numPr>
         <w:rPr>
-          <w:caps/>
-          <w:color w:val="000000" w:themeColor="text1"/>
-          <w:spacing w:val="15"/>
-          <w:sz w:val="22"/>
-          <w:szCs w:val="22"/>
-        </w:rPr>
-      </w:pPr>
-      <w:r>
-        <w:rPr>
-          <w:caps/>
-          <w:color w:val="000000" w:themeColor="text1"/>
-          <w:spacing w:val="15"/>
-          <w:sz w:val="22"/>
-          <w:szCs w:val="22"/>
-        </w:rPr>
-        <w:t>Save model</w:t>
-      </w:r>
-    </w:p>
-    <w:p>
-      <w:pPr>
-        <w:rPr>
+          <w:rFonts w:ascii="Cambria" w:hAnsi="Cambria"/>
+          <w:caps/>
+          <w:color w:val="000000" w:themeColor="text1"/>
+          <w:spacing w:val="15"/>
+        </w:rPr>
+      </w:pPr>
+      <w:r>
+        <w:rPr>
+          <w:rFonts w:ascii="Cambria" w:hAnsi="Cambria"/>
+          <w:color w:val="000000" w:themeColor="text1"/>
+          <w:spacing w:val="15"/>
+        </w:rPr>
+        <w:t>SAVE MODEL</w:t>
+      </w:r>
+    </w:p>
+    <w:p>
+      <w:pPr>
+        <w:rPr>
+          <w:rFonts w:ascii="Cambria" w:hAnsi="Cambria"/>
           <w:color w:val="000000" w:themeColor="text1"/>
         </w:rPr>
       </w:pPr>
